--- a/templates/presupuesto-erp.docx
+++ b/templates/presupuesto-erp.docx
@@ -4,7 +4,7 @@
   <w:body>
     <w:p>
       <w:pPr>
-        <w:pStyle w:val="1076"/>
+        <w:pStyle w:val="1064"/>
         <w:pBdr/>
         <w:tabs>
           <w:tab w:val="left" w:leader="none" w:pos="6634"/>
@@ -81,7 +81,7 @@
     </w:p>
     <w:p>
       <w:pPr>
-        <w:pStyle w:val="1076"/>
+        <w:pStyle w:val="1064"/>
         <w:pBdr/>
         <w:spacing/>
         <w:ind/>
@@ -222,8 +222,8 @@
                               <w:tblLook w:val="04A0" w:firstRow="1" w:lastRow="0" w:firstColumn="1" w:lastColumn="0" w:noHBand="0" w:noVBand="1"/>
                             </w:tblPr>
                             <w:tblGrid>
-                              <w:gridCol w:w="2711"/>
-                              <w:gridCol w:w="4038"/>
+                              <w:gridCol w:w="3483"/>
+                              <w:gridCol w:w="3266"/>
                               <w:gridCol w:w="3159"/>
                             </w:tblGrid>
                             <w:tr>
@@ -238,7 +238,7 @@
                                 </w:tcPr>
                                 <w:p>
                                   <w:pPr>
-                                    <w:pStyle w:val="1083"/>
+                                    <w:pStyle w:val="1071"/>
                                     <w:pBdr/>
                                     <w:spacing w:before="2" w:line="298" w:lineRule="exact"/>
                                     <w:ind w:left="33"/>
@@ -272,7 +272,25 @@
                                       <w:sz w:val="20"/>
                                       <w:szCs w:val="20"/>
                                     </w:rPr>
-                                    <w:t xml:space="preserve"> {nombreCliente}</w:t>
+                                    <w:t xml:space="preserve"> {</w:t>
+                                  </w:r>
+                                  <w:r>
+                                    <w:rPr>
+                                      <w:color w:val="231f20"/>
+                                      <w:spacing w:val="-2"/>
+                                      <w:sz w:val="20"/>
+                                      <w:szCs w:val="20"/>
+                                    </w:rPr>
+                                    <w:t xml:space="preserve">clienteNombre</w:t>
+                                  </w:r>
+                                  <w:r>
+                                    <w:rPr>
+                                      <w:color w:val="231f20"/>
+                                      <w:spacing w:val="-2"/>
+                                      <w:sz w:val="20"/>
+                                      <w:szCs w:val="20"/>
+                                    </w:rPr>
+                                    <w:t xml:space="preserve">}</w:t>
                                   </w:r>
                                   <w:r/>
                                 </w:p>
@@ -288,7 +306,7 @@
                                 </w:tcPr>
                                 <w:p>
                                   <w:pPr>
-                                    <w:pStyle w:val="1083"/>
+                                    <w:pStyle w:val="1071"/>
                                     <w:pBdr/>
                                     <w:spacing w:before="2" w:line="298" w:lineRule="exact"/>
                                     <w:ind/>
@@ -312,7 +330,25 @@
                                       <w:sz w:val="20"/>
                                       <w:szCs w:val="20"/>
                                     </w:rPr>
-                                    <w:t xml:space="preserve">: {nifCif}</w:t>
+                                    <w:t xml:space="preserve">: {</w:t>
+                                  </w:r>
+                                  <w:r>
+                                    <w:rPr>
+                                      <w:color w:val="231f20"/>
+                                      <w:spacing w:val="-2"/>
+                                      <w:sz w:val="20"/>
+                                      <w:szCs w:val="20"/>
+                                    </w:rPr>
+                                    <w:t xml:space="preserve">clienteCif</w:t>
+                                  </w:r>
+                                  <w:r>
+                                    <w:rPr>
+                                      <w:color w:val="231f20"/>
+                                      <w:spacing w:val="-2"/>
+                                      <w:sz w:val="20"/>
+                                      <w:szCs w:val="20"/>
+                                    </w:rPr>
+                                    <w:t xml:space="preserve">}</w:t>
                                   </w:r>
                                   <w:r/>
                                 </w:p>
@@ -331,7 +367,7 @@
                                 </w:tcPr>
                                 <w:p>
                                   <w:pPr>
-                                    <w:pStyle w:val="1083"/>
+                                    <w:pStyle w:val="1071"/>
                                     <w:pBdr/>
                                     <w:spacing w:before="2" w:line="298" w:lineRule="exact"/>
                                     <w:ind/>
@@ -377,7 +413,41 @@
                                       <w:sz w:val="20"/>
                                       <w:szCs w:val="20"/>
                                     </w:rPr>
-                                    <w:t xml:space="preserve">{domicilio}</w:t>
+                                    <w:t xml:space="preserve">{</w:t>
+                                  </w:r>
+                                  <w:r>
+                                    <w:rPr>
+                                      <w:rFonts w:ascii="Segoe UI" w:hAnsi="Segoe UI" w:eastAsia="Segoe UI" w:cs="Segoe UI"/>
+                                      <w:b w:val="0"/>
+                                      <w:bCs w:val="0"/>
+                                      <w:color w:val="231f20"/>
+                                      <w:spacing w:val="-2"/>
+                                      <w:sz w:val="20"/>
+                                      <w:szCs w:val="20"/>
+                                    </w:rPr>
+                                    <w:t xml:space="preserve">clienteDireccion</w:t>
+                                  </w:r>
+                                  <w:r>
+                                    <w:rPr>
+                                      <w:rFonts w:ascii="Segoe UI" w:hAnsi="Segoe UI" w:eastAsia="Segoe UI" w:cs="Segoe UI"/>
+                                      <w:b w:val="0"/>
+                                      <w:bCs w:val="0"/>
+                                      <w:color w:val="231f20"/>
+                                      <w:spacing w:val="-2"/>
+                                      <w:sz w:val="20"/>
+                                      <w:szCs w:val="20"/>
+                                    </w:rPr>
+                                    <w:t xml:space="preserve">}</w:t>
+                                  </w:r>
+                                  <w:r>
+                                    <w:rPr>
+                                      <w:b w:val="0"/>
+                                      <w:bCs w:val="0"/>
+                                      <w:color w:val="231f20"/>
+                                      <w:spacing w:val="-2"/>
+                                      <w:sz w:val="20"/>
+                                      <w:szCs w:val="20"/>
+                                    </w:rPr>
                                   </w:r>
                                   <w:r>
                                     <w:rPr>
@@ -399,11 +469,11 @@
                               <w:tc>
                                 <w:tcPr>
                                   <w:tcBorders/>
-                                  <w:tcW w:w="2711" w:type="dxa"/>
+                                  <w:tcW w:w="3483" w:type="dxa"/>
                                 </w:tcPr>
                                 <w:p>
                                   <w:pPr>
-                                    <w:pStyle w:val="1083"/>
+                                    <w:pStyle w:val="1071"/>
                                     <w:pBdr/>
                                     <w:spacing w:line="265" w:lineRule="exact"/>
                                     <w:ind w:left="33"/>
@@ -448,7 +518,25 @@
                                       <w:sz w:val="20"/>
                                       <w:szCs w:val="20"/>
                                     </w:rPr>
-                                    <w:t xml:space="preserve">:{codPostal}</w:t>
+                                    <w:t xml:space="preserve">:{</w:t>
+                                  </w:r>
+                                  <w:r>
+                                    <w:rPr>
+                                      <w:color w:val="231f20"/>
+                                      <w:spacing w:val="-2"/>
+                                      <w:sz w:val="20"/>
+                                      <w:szCs w:val="20"/>
+                                    </w:rPr>
+                                    <w:t xml:space="preserve">clienteCodigoPostal</w:t>
+                                  </w:r>
+                                  <w:r>
+                                    <w:rPr>
+                                      <w:color w:val="231f20"/>
+                                      <w:spacing w:val="-2"/>
+                                      <w:sz w:val="20"/>
+                                      <w:szCs w:val="20"/>
+                                    </w:rPr>
+                                    <w:t xml:space="preserve">}</w:t>
                                   </w:r>
                                   <w:r/>
                                 </w:p>
@@ -456,11 +544,11 @@
                               <w:tc>
                                 <w:tcPr>
                                   <w:tcBorders/>
-                                  <w:tcW w:w="4038" w:type="dxa"/>
+                                  <w:tcW w:w="3266" w:type="dxa"/>
                                 </w:tcPr>
                                 <w:p>
                                   <w:pPr>
-                                    <w:pStyle w:val="1083"/>
+                                    <w:pStyle w:val="1071"/>
                                     <w:pBdr/>
                                     <w:spacing w:line="265" w:lineRule="exact"/>
                                     <w:ind/>
@@ -493,7 +581,25 @@
                                       <w:sz w:val="20"/>
                                       <w:szCs w:val="20"/>
                                     </w:rPr>
-                                    <w:t xml:space="preserve">:{poblacion}</w:t>
+                                    <w:t xml:space="preserve">:{</w:t>
+                                  </w:r>
+                                  <w:r>
+                                    <w:rPr>
+                                      <w:color w:val="231f20"/>
+                                      <w:spacing w:val="-2"/>
+                                      <w:sz w:val="20"/>
+                                      <w:szCs w:val="20"/>
+                                    </w:rPr>
+                                    <w:t xml:space="preserve">clientePoblacion</w:t>
+                                  </w:r>
+                                  <w:r>
+                                    <w:rPr>
+                                      <w:color w:val="231f20"/>
+                                      <w:spacing w:val="-2"/>
+                                      <w:sz w:val="20"/>
+                                      <w:szCs w:val="20"/>
+                                    </w:rPr>
+                                    <w:t xml:space="preserve">}</w:t>
                                   </w:r>
                                   <w:r/>
                                 </w:p>
@@ -505,7 +611,7 @@
                                 </w:tcPr>
                                 <w:p>
                                   <w:pPr>
-                                    <w:pStyle w:val="1083"/>
+                                    <w:pStyle w:val="1071"/>
                                     <w:pBdr/>
                                     <w:spacing w:line="265" w:lineRule="exact"/>
                                     <w:ind/>
@@ -547,7 +653,7 @@
                                 </w:tcPr>
                                 <w:p>
                                   <w:pPr>
-                                    <w:pStyle w:val="1083"/>
+                                    <w:pStyle w:val="1071"/>
                                     <w:pBdr/>
                                     <w:spacing/>
                                     <w:ind/>
@@ -571,7 +677,25 @@
                                       <w:sz w:val="20"/>
                                       <w:szCs w:val="20"/>
                                     </w:rPr>
-                                    <w:t xml:space="preserve">: {email}</w:t>
+                                    <w:t xml:space="preserve">: {</w:t>
+                                  </w:r>
+                                  <w:r>
+                                    <w:rPr>
+                                      <w:color w:val="231f20"/>
+                                      <w:spacing w:val="-2"/>
+                                      <w:sz w:val="20"/>
+                                      <w:szCs w:val="20"/>
+                                    </w:rPr>
+                                    <w:t xml:space="preserve">clienteEmail</w:t>
+                                  </w:r>
+                                  <w:r>
+                                    <w:rPr>
+                                      <w:color w:val="231f20"/>
+                                      <w:spacing w:val="-2"/>
+                                      <w:sz w:val="20"/>
+                                      <w:szCs w:val="20"/>
+                                    </w:rPr>
+                                    <w:t xml:space="preserve">}</w:t>
                                   </w:r>
                                   <w:r/>
                                 </w:p>
@@ -583,7 +707,7 @@
                                 </w:tcPr>
                                 <w:p>
                                   <w:pPr>
-                                    <w:pStyle w:val="1083"/>
+                                    <w:pStyle w:val="1071"/>
                                     <w:pBdr/>
                                     <w:spacing w:line="265" w:lineRule="exact"/>
                                     <w:ind/>
@@ -607,7 +731,25 @@
                                       <w:sz w:val="20"/>
                                       <w:szCs w:val="20"/>
                                     </w:rPr>
-                                    <w:t xml:space="preserve">:{telefono}</w:t>
+                                    <w:t xml:space="preserve">:{</w:t>
+                                  </w:r>
+                                  <w:r>
+                                    <w:rPr>
+                                      <w:color w:val="231f20"/>
+                                      <w:spacing w:val="-2"/>
+                                      <w:sz w:val="20"/>
+                                      <w:szCs w:val="20"/>
+                                    </w:rPr>
+                                    <w:t xml:space="preserve">clienteTelefono</w:t>
+                                  </w:r>
+                                  <w:r>
+                                    <w:rPr>
+                                      <w:color w:val="231f20"/>
+                                      <w:spacing w:val="-2"/>
+                                      <w:sz w:val="20"/>
+                                      <w:szCs w:val="20"/>
+                                    </w:rPr>
+                                    <w:t xml:space="preserve">}</w:t>
                                   </w:r>
                                   <w:r/>
                                 </w:p>
@@ -625,7 +767,7 @@
                                 </w:tcPr>
                                 <w:p>
                                   <w:pPr>
-                                    <w:pStyle w:val="1083"/>
+                                    <w:pStyle w:val="1071"/>
                                     <w:pBdr/>
                                     <w:spacing/>
                                     <w:ind/>
@@ -654,7 +796,35 @@
                                       <w:sz w:val="20"/>
                                       <w:szCs w:val="20"/>
                                     </w:rPr>
-                                    <w:t xml:space="preserve">{representante}</w:t>
+                                    <w:t xml:space="preserve">{</w:t>
+                                  </w:r>
+                                  <w:r>
+                                    <w:rPr>
+                                      <w:b w:val="0"/>
+                                      <w:bCs w:val="0"/>
+                                      <w:color w:val="231f20"/>
+                                      <w:spacing w:val="-2"/>
+                                      <w:sz w:val="20"/>
+                                      <w:szCs w:val="20"/>
+                                    </w:rPr>
+                                    <w:t xml:space="preserve">clienteContacto</w:t>
+                                  </w:r>
+                                  <w:r>
+                                    <w:rPr>
+                                      <w:b w:val="0"/>
+                                      <w:bCs w:val="0"/>
+                                      <w:color w:val="231f20"/>
+                                      <w:spacing w:val="-2"/>
+                                      <w:sz w:val="20"/>
+                                      <w:szCs w:val="20"/>
+                                    </w:rPr>
+                                    <w:t xml:space="preserve">}</w:t>
+                                  </w:r>
+                                  <w:r>
+                                    <w:rPr>
+                                      <w:b w:val="0"/>
+                                      <w:bCs w:val="0"/>
+                                    </w:rPr>
                                   </w:r>
                                   <w:r>
                                     <w:rPr>
@@ -671,7 +841,7 @@
                                 </w:tcPr>
                                 <w:p>
                                   <w:pPr>
-                                    <w:pStyle w:val="1083"/>
+                                    <w:pStyle w:val="1071"/>
                                     <w:pBdr/>
                                     <w:spacing w:line="259" w:lineRule="exact"/>
                                     <w:ind/>
@@ -704,7 +874,7 @@
                           </w:tbl>
                           <w:p>
                             <w:pPr>
-                              <w:pStyle w:val="1076"/>
+                              <w:pStyle w:val="1064"/>
                               <w:pBdr/>
                               <w:spacing/>
                               <w:ind/>
@@ -738,7 +908,7 @@
                           </w:p>
                           <w:p>
                             <w:pPr>
-                              <w:pStyle w:val="1076"/>
+                              <w:pStyle w:val="1064"/>
                               <w:pBdr/>
                               <w:spacing/>
                               <w:ind/>
@@ -772,7 +942,7 @@
                           </w:p>
                           <w:p>
                             <w:pPr>
-                              <w:pStyle w:val="1076"/>
+                              <w:pStyle w:val="1064"/>
                               <w:pBdr/>
                               <w:spacing/>
                               <w:ind/>
@@ -806,7 +976,7 @@
                           </w:p>
                           <w:p>
                             <w:pPr>
-                              <w:pStyle w:val="1076"/>
+                              <w:pStyle w:val="1064"/>
                               <w:pBdr/>
                               <w:spacing/>
                               <w:ind/>
@@ -840,7 +1010,7 @@
                           </w:p>
                           <w:p>
                             <w:pPr>
-                              <w:pStyle w:val="1076"/>
+                              <w:pStyle w:val="1064"/>
                               <w:pBdr/>
                               <w:spacing/>
                               <w:ind/>
@@ -902,8 +1072,8 @@
                         <w:tblLook w:val="04A0" w:firstRow="1" w:lastRow="0" w:firstColumn="1" w:lastColumn="0" w:noHBand="0" w:noVBand="1"/>
                       </w:tblPr>
                       <w:tblGrid>
-                        <w:gridCol w:w="2711"/>
-                        <w:gridCol w:w="4038"/>
+                        <w:gridCol w:w="3483"/>
+                        <w:gridCol w:w="3266"/>
                         <w:gridCol w:w="3159"/>
                       </w:tblGrid>
                       <w:tr>
@@ -918,7 +1088,7 @@
                           </w:tcPr>
                           <w:p>
                             <w:pPr>
-                              <w:pStyle w:val="1083"/>
+                              <w:pStyle w:val="1071"/>
                               <w:pBdr/>
                               <w:spacing w:before="2" w:line="298" w:lineRule="exact"/>
                               <w:ind w:left="33"/>
@@ -952,7 +1122,25 @@
                                 <w:sz w:val="20"/>
                                 <w:szCs w:val="20"/>
                               </w:rPr>
-                              <w:t xml:space="preserve"> {nombreCliente}</w:t>
+                              <w:t xml:space="preserve"> {</w:t>
+                            </w:r>
+                            <w:r>
+                              <w:rPr>
+                                <w:color w:val="231f20"/>
+                                <w:spacing w:val="-2"/>
+                                <w:sz w:val="20"/>
+                                <w:szCs w:val="20"/>
+                              </w:rPr>
+                              <w:t xml:space="preserve">clienteNombre</w:t>
+                            </w:r>
+                            <w:r>
+                              <w:rPr>
+                                <w:color w:val="231f20"/>
+                                <w:spacing w:val="-2"/>
+                                <w:sz w:val="20"/>
+                                <w:szCs w:val="20"/>
+                              </w:rPr>
+                              <w:t xml:space="preserve">}</w:t>
                             </w:r>
                             <w:r/>
                           </w:p>
@@ -968,7 +1156,7 @@
                           </w:tcPr>
                           <w:p>
                             <w:pPr>
-                              <w:pStyle w:val="1083"/>
+                              <w:pStyle w:val="1071"/>
                               <w:pBdr/>
                               <w:spacing w:before="2" w:line="298" w:lineRule="exact"/>
                               <w:ind/>
@@ -992,7 +1180,25 @@
                                 <w:sz w:val="20"/>
                                 <w:szCs w:val="20"/>
                               </w:rPr>
-                              <w:t xml:space="preserve">: {nifCif}</w:t>
+                              <w:t xml:space="preserve">: {</w:t>
+                            </w:r>
+                            <w:r>
+                              <w:rPr>
+                                <w:color w:val="231f20"/>
+                                <w:spacing w:val="-2"/>
+                                <w:sz w:val="20"/>
+                                <w:szCs w:val="20"/>
+                              </w:rPr>
+                              <w:t xml:space="preserve">clienteCif</w:t>
+                            </w:r>
+                            <w:r>
+                              <w:rPr>
+                                <w:color w:val="231f20"/>
+                                <w:spacing w:val="-2"/>
+                                <w:sz w:val="20"/>
+                                <w:szCs w:val="20"/>
+                              </w:rPr>
+                              <w:t xml:space="preserve">}</w:t>
                             </w:r>
                             <w:r/>
                           </w:p>
@@ -1011,7 +1217,7 @@
                           </w:tcPr>
                           <w:p>
                             <w:pPr>
-                              <w:pStyle w:val="1083"/>
+                              <w:pStyle w:val="1071"/>
                               <w:pBdr/>
                               <w:spacing w:before="2" w:line="298" w:lineRule="exact"/>
                               <w:ind/>
@@ -1057,7 +1263,41 @@
                                 <w:sz w:val="20"/>
                                 <w:szCs w:val="20"/>
                               </w:rPr>
-                              <w:t xml:space="preserve">{domicilio}</w:t>
+                              <w:t xml:space="preserve">{</w:t>
+                            </w:r>
+                            <w:r>
+                              <w:rPr>
+                                <w:rFonts w:ascii="Segoe UI" w:hAnsi="Segoe UI" w:eastAsia="Segoe UI" w:cs="Segoe UI"/>
+                                <w:b w:val="0"/>
+                                <w:bCs w:val="0"/>
+                                <w:color w:val="231f20"/>
+                                <w:spacing w:val="-2"/>
+                                <w:sz w:val="20"/>
+                                <w:szCs w:val="20"/>
+                              </w:rPr>
+                              <w:t xml:space="preserve">clienteDireccion</w:t>
+                            </w:r>
+                            <w:r>
+                              <w:rPr>
+                                <w:rFonts w:ascii="Segoe UI" w:hAnsi="Segoe UI" w:eastAsia="Segoe UI" w:cs="Segoe UI"/>
+                                <w:b w:val="0"/>
+                                <w:bCs w:val="0"/>
+                                <w:color w:val="231f20"/>
+                                <w:spacing w:val="-2"/>
+                                <w:sz w:val="20"/>
+                                <w:szCs w:val="20"/>
+                              </w:rPr>
+                              <w:t xml:space="preserve">}</w:t>
+                            </w:r>
+                            <w:r>
+                              <w:rPr>
+                                <w:b w:val="0"/>
+                                <w:bCs w:val="0"/>
+                                <w:color w:val="231f20"/>
+                                <w:spacing w:val="-2"/>
+                                <w:sz w:val="20"/>
+                                <w:szCs w:val="20"/>
+                              </w:rPr>
                             </w:r>
                             <w:r>
                               <w:rPr>
@@ -1079,11 +1319,11 @@
                         <w:tc>
                           <w:tcPr>
                             <w:tcBorders/>
-                            <w:tcW w:w="2711" w:type="dxa"/>
+                            <w:tcW w:w="3483" w:type="dxa"/>
                           </w:tcPr>
                           <w:p>
                             <w:pPr>
-                              <w:pStyle w:val="1083"/>
+                              <w:pStyle w:val="1071"/>
                               <w:pBdr/>
                               <w:spacing w:line="265" w:lineRule="exact"/>
                               <w:ind w:left="33"/>
@@ -1128,7 +1368,25 @@
                                 <w:sz w:val="20"/>
                                 <w:szCs w:val="20"/>
                               </w:rPr>
-                              <w:t xml:space="preserve">:{codPostal}</w:t>
+                              <w:t xml:space="preserve">:{</w:t>
+                            </w:r>
+                            <w:r>
+                              <w:rPr>
+                                <w:color w:val="231f20"/>
+                                <w:spacing w:val="-2"/>
+                                <w:sz w:val="20"/>
+                                <w:szCs w:val="20"/>
+                              </w:rPr>
+                              <w:t xml:space="preserve">clienteCodigoPostal</w:t>
+                            </w:r>
+                            <w:r>
+                              <w:rPr>
+                                <w:color w:val="231f20"/>
+                                <w:spacing w:val="-2"/>
+                                <w:sz w:val="20"/>
+                                <w:szCs w:val="20"/>
+                              </w:rPr>
+                              <w:t xml:space="preserve">}</w:t>
                             </w:r>
                             <w:r/>
                           </w:p>
@@ -1136,11 +1394,11 @@
                         <w:tc>
                           <w:tcPr>
                             <w:tcBorders/>
-                            <w:tcW w:w="4038" w:type="dxa"/>
+                            <w:tcW w:w="3266" w:type="dxa"/>
                           </w:tcPr>
                           <w:p>
                             <w:pPr>
-                              <w:pStyle w:val="1083"/>
+                              <w:pStyle w:val="1071"/>
                               <w:pBdr/>
                               <w:spacing w:line="265" w:lineRule="exact"/>
                               <w:ind/>
@@ -1173,7 +1431,25 @@
                                 <w:sz w:val="20"/>
                                 <w:szCs w:val="20"/>
                               </w:rPr>
-                              <w:t xml:space="preserve">:{poblacion}</w:t>
+                              <w:t xml:space="preserve">:{</w:t>
+                            </w:r>
+                            <w:r>
+                              <w:rPr>
+                                <w:color w:val="231f20"/>
+                                <w:spacing w:val="-2"/>
+                                <w:sz w:val="20"/>
+                                <w:szCs w:val="20"/>
+                              </w:rPr>
+                              <w:t xml:space="preserve">clientePoblacion</w:t>
+                            </w:r>
+                            <w:r>
+                              <w:rPr>
+                                <w:color w:val="231f20"/>
+                                <w:spacing w:val="-2"/>
+                                <w:sz w:val="20"/>
+                                <w:szCs w:val="20"/>
+                              </w:rPr>
+                              <w:t xml:space="preserve">}</w:t>
                             </w:r>
                             <w:r/>
                           </w:p>
@@ -1185,7 +1461,7 @@
                           </w:tcPr>
                           <w:p>
                             <w:pPr>
-                              <w:pStyle w:val="1083"/>
+                              <w:pStyle w:val="1071"/>
                               <w:pBdr/>
                               <w:spacing w:line="265" w:lineRule="exact"/>
                               <w:ind/>
@@ -1227,7 +1503,7 @@
                           </w:tcPr>
                           <w:p>
                             <w:pPr>
-                              <w:pStyle w:val="1083"/>
+                              <w:pStyle w:val="1071"/>
                               <w:pBdr/>
                               <w:spacing/>
                               <w:ind/>
@@ -1251,7 +1527,25 @@
                                 <w:sz w:val="20"/>
                                 <w:szCs w:val="20"/>
                               </w:rPr>
-                              <w:t xml:space="preserve">: {email}</w:t>
+                              <w:t xml:space="preserve">: {</w:t>
+                            </w:r>
+                            <w:r>
+                              <w:rPr>
+                                <w:color w:val="231f20"/>
+                                <w:spacing w:val="-2"/>
+                                <w:sz w:val="20"/>
+                                <w:szCs w:val="20"/>
+                              </w:rPr>
+                              <w:t xml:space="preserve">clienteEmail</w:t>
+                            </w:r>
+                            <w:r>
+                              <w:rPr>
+                                <w:color w:val="231f20"/>
+                                <w:spacing w:val="-2"/>
+                                <w:sz w:val="20"/>
+                                <w:szCs w:val="20"/>
+                              </w:rPr>
+                              <w:t xml:space="preserve">}</w:t>
                             </w:r>
                             <w:r/>
                           </w:p>
@@ -1263,7 +1557,7 @@
                           </w:tcPr>
                           <w:p>
                             <w:pPr>
-                              <w:pStyle w:val="1083"/>
+                              <w:pStyle w:val="1071"/>
                               <w:pBdr/>
                               <w:spacing w:line="265" w:lineRule="exact"/>
                               <w:ind/>
@@ -1287,7 +1581,25 @@
                                 <w:sz w:val="20"/>
                                 <w:szCs w:val="20"/>
                               </w:rPr>
-                              <w:t xml:space="preserve">:{telefono}</w:t>
+                              <w:t xml:space="preserve">:{</w:t>
+                            </w:r>
+                            <w:r>
+                              <w:rPr>
+                                <w:color w:val="231f20"/>
+                                <w:spacing w:val="-2"/>
+                                <w:sz w:val="20"/>
+                                <w:szCs w:val="20"/>
+                              </w:rPr>
+                              <w:t xml:space="preserve">clienteTelefono</w:t>
+                            </w:r>
+                            <w:r>
+                              <w:rPr>
+                                <w:color w:val="231f20"/>
+                                <w:spacing w:val="-2"/>
+                                <w:sz w:val="20"/>
+                                <w:szCs w:val="20"/>
+                              </w:rPr>
+                              <w:t xml:space="preserve">}</w:t>
                             </w:r>
                             <w:r/>
                           </w:p>
@@ -1305,7 +1617,7 @@
                           </w:tcPr>
                           <w:p>
                             <w:pPr>
-                              <w:pStyle w:val="1083"/>
+                              <w:pStyle w:val="1071"/>
                               <w:pBdr/>
                               <w:spacing/>
                               <w:ind/>
@@ -1334,7 +1646,35 @@
                                 <w:sz w:val="20"/>
                                 <w:szCs w:val="20"/>
                               </w:rPr>
-                              <w:t xml:space="preserve">{representante}</w:t>
+                              <w:t xml:space="preserve">{</w:t>
+                            </w:r>
+                            <w:r>
+                              <w:rPr>
+                                <w:b w:val="0"/>
+                                <w:bCs w:val="0"/>
+                                <w:color w:val="231f20"/>
+                                <w:spacing w:val="-2"/>
+                                <w:sz w:val="20"/>
+                                <w:szCs w:val="20"/>
+                              </w:rPr>
+                              <w:t xml:space="preserve">clienteContacto</w:t>
+                            </w:r>
+                            <w:r>
+                              <w:rPr>
+                                <w:b w:val="0"/>
+                                <w:bCs w:val="0"/>
+                                <w:color w:val="231f20"/>
+                                <w:spacing w:val="-2"/>
+                                <w:sz w:val="20"/>
+                                <w:szCs w:val="20"/>
+                              </w:rPr>
+                              <w:t xml:space="preserve">}</w:t>
+                            </w:r>
+                            <w:r>
+                              <w:rPr>
+                                <w:b w:val="0"/>
+                                <w:bCs w:val="0"/>
+                              </w:rPr>
                             </w:r>
                             <w:r>
                               <w:rPr>
@@ -1351,7 +1691,7 @@
                           </w:tcPr>
                           <w:p>
                             <w:pPr>
-                              <w:pStyle w:val="1083"/>
+                              <w:pStyle w:val="1071"/>
                               <w:pBdr/>
                               <w:spacing w:line="259" w:lineRule="exact"/>
                               <w:ind/>
@@ -1384,7 +1724,7 @@
                     </w:tbl>
                     <w:p>
                       <w:pPr>
-                        <w:pStyle w:val="1076"/>
+                        <w:pStyle w:val="1064"/>
                         <w:pBdr/>
                         <w:spacing/>
                         <w:ind/>
@@ -1418,7 +1758,7 @@
                     </w:p>
                     <w:p>
                       <w:pPr>
-                        <w:pStyle w:val="1076"/>
+                        <w:pStyle w:val="1064"/>
                         <w:pBdr/>
                         <w:spacing/>
                         <w:ind/>
@@ -1452,7 +1792,7 @@
                     </w:p>
                     <w:p>
                       <w:pPr>
-                        <w:pStyle w:val="1076"/>
+                        <w:pStyle w:val="1064"/>
                         <w:pBdr/>
                         <w:spacing/>
                         <w:ind/>
@@ -1486,7 +1826,7 @@
                     </w:p>
                     <w:p>
                       <w:pPr>
-                        <w:pStyle w:val="1076"/>
+                        <w:pStyle w:val="1064"/>
                         <w:pBdr/>
                         <w:spacing/>
                         <w:ind/>
@@ -1520,7 +1860,7 @@
                     </w:p>
                     <w:p>
                       <w:pPr>
-                        <w:pStyle w:val="1076"/>
+                        <w:pStyle w:val="1064"/>
                         <w:pBdr/>
                         <w:spacing/>
                         <w:ind/>
@@ -1580,7 +1920,7 @@
     </w:p>
     <w:p>
       <w:pPr>
-        <w:pStyle w:val="1076"/>
+        <w:pStyle w:val="1064"/>
         <w:pBdr/>
         <w:spacing/>
         <w:ind/>
@@ -1622,7 +1962,7 @@
     </w:p>
     <w:p>
       <w:pPr>
-        <w:pStyle w:val="1076"/>
+        <w:pStyle w:val="1064"/>
         <w:pBdr/>
         <w:spacing/>
         <w:ind/>
@@ -1664,7 +2004,7 @@
     </w:p>
     <w:p>
       <w:pPr>
-        <w:pStyle w:val="1076"/>
+        <w:pStyle w:val="1064"/>
         <w:pBdr/>
         <w:spacing w:before="2"/>
         <w:ind/>
@@ -1700,7 +2040,7 @@
     </w:p>
     <w:p>
       <w:pPr>
-        <w:pStyle w:val="1076"/>
+        <w:pStyle w:val="1064"/>
         <w:pBdr/>
         <w:spacing w:before="3"/>
         <w:ind/>
@@ -1742,7 +2082,7 @@
     </w:p>
     <w:tbl>
       <w:tblPr>
-        <w:tblStyle w:val="1090"/>
+        <w:tblStyle w:val="1078"/>
         <w:jc w:val="center"/>
         <w:tblW w:w="0" w:type="auto"/>
         <w:tblBorders/>
@@ -1793,6 +2133,11 @@
                 <w:color w:val="fff389"/>
               </w:rPr>
               <w:tab/>
+            </w:r>
+            <w:r>
+              <w:rPr>
+                <w:color w:val="fff389"/>
+              </w:rPr>
             </w:r>
             <w:r>
               <w:rPr>
@@ -1870,6 +2215,11 @@
                 <w:color w:val="fff389"/>
               </w:rPr>
             </w:r>
+            <w:r>
+              <w:rPr>
+                <w:color w:val="fff389"/>
+              </w:rPr>
+            </w:r>
           </w:p>
         </w:tc>
         <w:tc>
@@ -1935,6 +2285,11 @@
                 <w:sz w:val="18"/>
               </w:rPr>
               <w:t xml:space="preserve">Precio base</w:t>
+            </w:r>
+            <w:r>
+              <w:rPr>
+                <w:color w:val="fff389"/>
+              </w:rPr>
             </w:r>
             <w:r>
               <w:rPr>
@@ -2012,6 +2367,11 @@
                 <w:color w:val="fff389"/>
               </w:rPr>
             </w:r>
+            <w:r>
+              <w:rPr>
+                <w:color w:val="fff389"/>
+              </w:rPr>
+            </w:r>
           </w:p>
         </w:tc>
         <w:tc>
@@ -2083,6 +2443,11 @@
                 <w:color w:val="fff389"/>
               </w:rPr>
             </w:r>
+            <w:r>
+              <w:rPr>
+                <w:color w:val="fff389"/>
+              </w:rPr>
+            </w:r>
           </w:p>
         </w:tc>
         <w:tc>
@@ -2119,7 +2484,7 @@
     </w:tbl>
     <w:tbl>
       <w:tblPr>
-        <w:tblStyle w:val="1090"/>
+        <w:tblStyle w:val="1078"/>
         <w:jc w:val="center"/>
         <w:tblW w:w="0" w:type="auto"/>
         <w:tblBorders/>
@@ -2173,6 +2538,11 @@
                 <w:color w:val="fff389"/>
               </w:rPr>
             </w:r>
+            <w:r>
+              <w:rPr>
+                <w:color w:val="fff389"/>
+              </w:rPr>
+            </w:r>
           </w:p>
         </w:tc>
         <w:tc>
@@ -2205,6 +2575,11 @@
                 <w:sz w:val="16"/>
               </w:rPr>
               <w:t xml:space="preserve">Precio original</w:t>
+            </w:r>
+            <w:r>
+              <w:rPr>
+                <w:color w:val="fff389"/>
+              </w:rPr>
             </w:r>
             <w:r>
               <w:rPr>
@@ -2249,6 +2624,11 @@
                 <w:color w:val="fff389"/>
               </w:rPr>
             </w:r>
+            <w:r>
+              <w:rPr>
+                <w:color w:val="fff389"/>
+              </w:rPr>
+            </w:r>
           </w:p>
         </w:tc>
         <w:tc>
@@ -2287,6 +2667,11 @@
                 <w:color w:val="fff389"/>
               </w:rPr>
             </w:r>
+            <w:r>
+              <w:rPr>
+                <w:color w:val="fff389"/>
+              </w:rPr>
+            </w:r>
           </w:p>
         </w:tc>
         <w:tc>
@@ -2319,6 +2704,11 @@
                 <w:sz w:val="16"/>
               </w:rPr>
               <w:t xml:space="preserve">Periodicidad</w:t>
+            </w:r>
+            <w:r>
+              <w:rPr>
+                <w:color w:val="fff389"/>
+              </w:rPr>
             </w:r>
             <w:r>
               <w:rPr>
@@ -2484,7 +2874,7 @@
     </w:tbl>
     <w:p>
       <w:pPr>
-        <w:pStyle w:val="1076"/>
+        <w:pStyle w:val="1064"/>
         <w:pBdr/>
         <w:spacing w:before="95"/>
         <w:ind w:left="117"/>
@@ -2526,7 +2916,7 @@
     </w:p>
     <w:tbl>
       <w:tblPr>
-        <w:tblStyle w:val="1090"/>
+        <w:tblStyle w:val="1078"/>
         <w:jc w:val="center"/>
         <w:tblW w:w="0" w:type="auto"/>
         <w:tblBorders/>
@@ -2623,7 +3013,6 @@
               </w:rPr>
               <w:t xml:space="preserve"> </w:t>
             </w:r>
-            <w:r/>
             <w:r>
               <w:rPr>
                 <w:b w:val="0"/>
@@ -2631,16 +3020,12 @@
               </w:rPr>
               <w:t xml:space="preserve">{totalMensual} / mes</w:t>
             </w:r>
-            <w:r/>
-            <w:r/>
             <w:r>
               <w:rPr>
                 <w:b w:val="0"/>
                 <w:sz w:val="16"/>
               </w:rPr>
             </w:r>
-            <w:r/>
-            <w:r/>
             <w:r/>
           </w:p>
         </w:tc>
@@ -2681,7 +3066,6 @@
               </w:rPr>
               <w:t xml:space="preserve"> </w:t>
             </w:r>
-            <w:r/>
             <w:r>
               <w:rPr>
                 <w:b w:val="0"/>
@@ -2689,8 +3073,6 @@
               </w:rPr>
               <w:t xml:space="preserve">{totalAnual} / año</w:t>
             </w:r>
-            <w:r/>
-            <w:r/>
             <w:r>
               <w:rPr>
                 <w:b w:val="0"/>
@@ -2698,15 +3080,13 @@
               </w:rPr>
             </w:r>
             <w:r/>
-            <w:r/>
-            <w:r/>
           </w:p>
         </w:tc>
       </w:tr>
     </w:tbl>
     <w:p>
       <w:pPr>
-        <w:pStyle w:val="1076"/>
+        <w:pStyle w:val="1064"/>
         <w:pBdr/>
         <w:spacing w:before="95"/>
         <w:ind w:left="117"/>
@@ -2981,15 +3361,13 @@
         <w:rPr>
           <w:rFonts w:ascii="Segoe UI" w:hAnsi="Segoe UI" w:eastAsia="Segoe UI" w:cs="Segoe UI"/>
           <w:color w:val="231f20"/>
-          <w:spacing w:val="-2"/>
-          <w:sz w:val="16"/>
-          <w:szCs w:val="16"/>
+          <w:highlight w:val="none"/>
         </w:rPr>
       </w:r>
     </w:p>
     <w:p>
       <w:pPr>
-        <w:pStyle w:val="1076"/>
+        <w:pStyle w:val="1064"/>
         <w:pBdr/>
         <w:spacing w:before="95"/>
         <w:ind w:left="117"/>
@@ -3023,7 +3401,7 @@
     </w:p>
     <w:p>
       <w:pPr>
-        <w:pStyle w:val="1076"/>
+        <w:pStyle w:val="1064"/>
         <w:pBdr/>
         <w:spacing w:before="3"/>
         <w:ind w:left="142"/>
@@ -3086,7 +3464,7 @@
     </w:p>
     <w:p>
       <w:pPr>
-        <w:pStyle w:val="1083"/>
+        <w:pStyle w:val="1071"/>
         <w:pBdr/>
         <w:spacing/>
         <w:ind/>
@@ -3116,7 +3494,7 @@
     </w:p>
     <w:p>
       <w:pPr>
-        <w:pStyle w:val="1083"/>
+        <w:pStyle w:val="1071"/>
         <w:pBdr/>
         <w:spacing/>
         <w:ind/>
@@ -3150,7 +3528,7 @@
     </w:p>
     <w:p>
       <w:pPr>
-        <w:pStyle w:val="1083"/>
+        <w:pStyle w:val="1071"/>
         <w:pBdr/>
         <w:spacing/>
         <w:ind w:left="142"/>
@@ -3192,7 +3570,7 @@
     </w:p>
     <w:p>
       <w:pPr>
-        <w:pStyle w:val="1083"/>
+        <w:pStyle w:val="1071"/>
         <w:pBdr/>
         <w:spacing/>
         <w:ind w:left="142"/>
@@ -3222,7 +3600,7 @@
     </w:p>
     <w:p>
       <w:pPr>
-        <w:pStyle w:val="1083"/>
+        <w:pStyle w:val="1071"/>
         <w:pBdr/>
         <w:spacing/>
         <w:ind w:left="142"/>
@@ -3256,7 +3634,7 @@
     </w:p>
     <w:p>
       <w:pPr>
-        <w:pStyle w:val="1076"/>
+        <w:pStyle w:val="1064"/>
         <w:pBdr/>
         <w:spacing w:before="3"/>
         <w:ind w:left="142"/>
@@ -3290,7 +3668,7 @@
     </w:p>
     <w:p>
       <w:pPr>
-        <w:pStyle w:val="1076"/>
+        <w:pStyle w:val="1064"/>
         <w:pBdr/>
         <w:spacing w:before="7"/>
         <w:ind w:left="142"/>
@@ -3324,7 +3702,7 @@
     </w:p>
     <w:p>
       <w:pPr>
-        <w:pStyle w:val="1076"/>
+        <w:pStyle w:val="1064"/>
         <w:pBdr/>
         <w:spacing w:before="9"/>
         <w:ind w:left="142"/>
@@ -3359,7 +3737,7 @@
     </w:p>
     <w:p>
       <w:pPr>
-        <w:pStyle w:val="1076"/>
+        <w:pStyle w:val="1064"/>
         <w:pBdr/>
         <w:spacing w:before="9"/>
         <w:ind w:left="142"/>
@@ -3393,7 +3771,7 @@
     </w:p>
     <w:p>
       <w:pPr>
-        <w:pStyle w:val="1076"/>
+        <w:pStyle w:val="1064"/>
         <w:suppressLineNumbers w:val="false"/>
         <w:pBdr/>
         <w:tabs>
@@ -3525,7 +3903,7 @@
     </w:p>
     <w:p>
       <w:pPr>
-        <w:pStyle w:val="1076"/>
+        <w:pStyle w:val="1064"/>
         <w:pBdr/>
         <w:spacing/>
         <w:ind w:left="142"/>
@@ -3571,7 +3949,7 @@
     </w:p>
     <w:p>
       <w:pPr>
-        <w:pStyle w:val="1076"/>
+        <w:pStyle w:val="1064"/>
         <w:pBdr/>
         <w:spacing/>
         <w:ind/>
@@ -3613,7 +3991,7 @@
     </w:p>
     <w:p>
       <w:pPr>
-        <w:pStyle w:val="1076"/>
+        <w:pStyle w:val="1064"/>
         <w:pBdr/>
         <w:spacing/>
         <w:ind/>
@@ -3626,7 +4004,7 @@
       </w:pPr>
       <w:r>
         <w:rPr>
-          <w:rStyle w:val="1073"/>
+          <w:rStyle w:val="1061"/>
           <w:rFonts w:ascii="Segoe UI" w:hAnsi="Segoe UI" w:eastAsia="Segoe UI" w:cs="Segoe UI"/>
           <w:b/>
           <w:bCs/>
@@ -3639,7 +4017,7 @@
       </w:r>
       <w:r>
         <w:rPr>
-          <w:rStyle w:val="1074"/>
+          <w:rStyle w:val="1062"/>
           <w:rFonts w:ascii="Segoe UI" w:hAnsi="Segoe UI" w:eastAsia="Segoe UI" w:cs="Segoe UI"/>
           <w:color w:val="fff389"/>
           <w:sz w:val="36"/>
@@ -3663,13 +4041,12 @@
           <w:color w:val="fff389"/>
           <w:sz w:val="18"/>
           <w:szCs w:val="18"/>
-          <w:lang w:val="pt-PT"/>
         </w:rPr>
       </w:r>
     </w:p>
     <w:p>
       <w:pPr>
-        <w:pStyle w:val="1088"/>
+        <w:pStyle w:val="1076"/>
         <w:pBdr/>
         <w:spacing/>
         <w:ind/>
@@ -3684,7 +4061,7 @@
       </w:pPr>
       <w:r>
         <w:rPr>
-          <w:rStyle w:val="1074"/>
+          <w:rStyle w:val="1062"/>
           <w:rFonts w:ascii="Segoe UI" w:hAnsi="Segoe UI" w:eastAsia="Segoe UI" w:cs="Segoe UI"/>
           <w:b/>
           <w:bCs/>
@@ -3697,7 +4074,7 @@
       </w:r>
       <w:r>
         <w:rPr>
-          <w:rStyle w:val="1073"/>
+          <w:rStyle w:val="1061"/>
           <w:rFonts w:ascii="Segoe UI" w:hAnsi="Segoe UI" w:eastAsia="Segoe UI" w:cs="Segoe UI"/>
           <w:b/>
           <w:bCs/>
@@ -3710,7 +4087,7 @@
       </w:r>
       <w:r>
         <w:rPr>
-          <w:rStyle w:val="1074"/>
+          <w:rStyle w:val="1062"/>
           <w:rFonts w:ascii="Segoe UI" w:hAnsi="Segoe UI" w:eastAsia="Segoe UI" w:cs="Segoe UI"/>
           <w:color w:val="0e4e29"/>
           <w:sz w:val="20"/>
@@ -3740,7 +4117,7 @@
     </w:p>
     <w:p>
       <w:pPr>
-        <w:pStyle w:val="1088"/>
+        <w:pStyle w:val="1076"/>
         <w:pBdr/>
         <w:spacing/>
         <w:ind/>
@@ -3754,7 +4131,7 @@
       </w:pPr>
       <w:r>
         <w:rPr>
-          <w:rStyle w:val="1073"/>
+          <w:rStyle w:val="1061"/>
           <w:rFonts w:ascii="Segoe UI" w:hAnsi="Segoe UI" w:eastAsia="Segoe UI" w:cs="Segoe UI"/>
           <w:color w:val="404040" w:themeColor="text2" w:themeTint="BF" w:themeShade="FF"/>
           <w:sz w:val="20"/>
@@ -3764,7 +4141,7 @@
       </w:r>
       <w:r>
         <w:rPr>
-          <w:rStyle w:val="1074"/>
+          <w:rStyle w:val="1062"/>
           <w:rFonts w:ascii="Segoe UI" w:hAnsi="Segoe UI" w:eastAsia="Segoe UI" w:cs="Segoe UI"/>
           <w:color w:val="404040" w:themeColor="text2" w:themeTint="BF" w:themeShade="FF"/>
           <w:sz w:val="20"/>
@@ -3791,7 +4168,7 @@
     </w:p>
     <w:p>
       <w:pPr>
-        <w:pStyle w:val="1088"/>
+        <w:pStyle w:val="1076"/>
         <w:pBdr/>
         <w:spacing/>
         <w:ind/>
@@ -3807,7 +4184,7 @@
       </w:pPr>
       <w:r>
         <w:rPr>
-          <w:rStyle w:val="1074"/>
+          <w:rStyle w:val="1062"/>
           <w:rFonts w:ascii="Segoe UI" w:hAnsi="Segoe UI" w:eastAsia="Segoe UI" w:cs="Segoe UI"/>
           <w:b/>
           <w:bCs/>
@@ -3818,7 +4195,7 @@
       </w:r>
       <w:r>
         <w:rPr>
-          <w:rStyle w:val="1073"/>
+          <w:rStyle w:val="1061"/>
           <w:rFonts w:ascii="Segoe UI" w:hAnsi="Segoe UI" w:eastAsia="Segoe UI" w:cs="Segoe UI"/>
           <w:b/>
           <w:bCs/>
@@ -3830,233 +4207,7 @@
       </w:r>
       <w:r>
         <w:rPr>
-          <w:rStyle w:val="1074"/>
-          <w:rFonts w:ascii="Segoe UI" w:hAnsi="Segoe UI" w:eastAsia="Segoe UI" w:cs="Segoe UI"/>
-          <w:b/>
-          <w:bCs/>
-          <w:color w:val="0e4e29"/>
-          <w:sz w:val="20"/>
-          <w:szCs w:val="20"/>
-        </w:rPr>
-        <w:t xml:space="preserve"> </w:t>
-      </w:r>
-      <w:r>
-        <w:rPr>
-          <w:rFonts w:ascii="Segoe UI" w:hAnsi="Segoe UI" w:eastAsia="Segoe UI" w:cs="Segoe UI"/>
-          <w:b/>
-          <w:bCs/>
-          <w:sz w:val="18"/>
-          <w:szCs w:val="18"/>
-        </w:rPr>
-      </w:r>
-      <w:r>
-        <w:rPr>
-          <w:rFonts w:ascii="Segoe UI" w:hAnsi="Segoe UI" w:eastAsia="Segoe UI" w:cs="Segoe UI"/>
-          <w:b/>
-          <w:bCs/>
-          <w:color w:val="0e4e29"/>
-          <w:sz w:val="18"/>
-          <w:szCs w:val="18"/>
-        </w:rPr>
-      </w:r>
-    </w:p>
-    <w:p>
-      <w:pPr>
-        <w:pStyle w:val="1088"/>
-        <w:numPr>
-          <w:ilvl w:val="0"/>
-          <w:numId w:val="1"/>
-        </w:numPr>
-        <w:pBdr/>
-        <w:tabs>
-          <w:tab w:val="left" w:leader="none" w:pos="720"/>
-        </w:tabs>
-        <w:spacing/>
-        <w:ind w:firstLine="0" w:left="1080"/>
-        <w:jc w:val="both"/>
-        <w:rPr>
-          <w:rFonts w:ascii="Segoe UI" w:hAnsi="Segoe UI" w:eastAsia="Segoe UI" w:cs="Segoe UI"/>
-          <w:sz w:val="20"/>
-          <w:szCs w:val="20"/>
-        </w:rPr>
-      </w:pPr>
-      <w:r>
-        <w:rPr>
-          <w:rStyle w:val="1073"/>
-          <w:rFonts w:ascii="Segoe UI" w:hAnsi="Segoe UI" w:eastAsia="Segoe UI" w:cs="Segoe UI"/>
-          <w:color w:val="404040" w:themeColor="text2" w:themeTint="BF" w:themeShade="FF"/>
-          <w:sz w:val="20"/>
-          <w:szCs w:val="20"/>
-        </w:rPr>
-        <w:t xml:space="preserve">Producto e instalación: 15 días.</w:t>
-      </w:r>
-      <w:r>
-        <w:rPr>
-          <w:rStyle w:val="1074"/>
-          <w:rFonts w:ascii="Segoe UI" w:hAnsi="Segoe UI" w:eastAsia="Segoe UI" w:cs="Segoe UI"/>
-          <w:color w:val="404040" w:themeColor="text2" w:themeTint="BF" w:themeShade="FF"/>
-          <w:sz w:val="20"/>
-          <w:szCs w:val="20"/>
-        </w:rPr>
-        <w:t xml:space="preserve"> </w:t>
-      </w:r>
-      <w:r>
-        <w:rPr>
-          <w:rFonts w:ascii="Segoe UI" w:hAnsi="Segoe UI" w:eastAsia="Segoe UI" w:cs="Segoe UI"/>
-          <w:sz w:val="20"/>
-          <w:szCs w:val="20"/>
-        </w:rPr>
-      </w:r>
-      <w:r>
-        <w:rPr>
-          <w:rFonts w:ascii="Segoe UI" w:hAnsi="Segoe UI" w:eastAsia="Segoe UI" w:cs="Segoe UI"/>
-          <w:sz w:val="20"/>
-          <w:szCs w:val="20"/>
-        </w:rPr>
-      </w:r>
-    </w:p>
-    <w:p>
-      <w:pPr>
-        <w:pStyle w:val="1088"/>
-        <w:numPr>
-          <w:ilvl w:val="0"/>
-          <w:numId w:val="1"/>
-        </w:numPr>
-        <w:pBdr/>
-        <w:tabs>
-          <w:tab w:val="left" w:leader="none" w:pos="720"/>
-        </w:tabs>
-        <w:spacing/>
-        <w:ind w:firstLine="0" w:left="1080"/>
-        <w:jc w:val="both"/>
-        <w:rPr>
-          <w:rFonts w:ascii="Segoe UI" w:hAnsi="Segoe UI" w:eastAsia="Segoe UI" w:cs="Segoe UI"/>
-          <w:sz w:val="20"/>
-          <w:szCs w:val="20"/>
-        </w:rPr>
-      </w:pPr>
-      <w:r>
-        <w:rPr>
-          <w:rStyle w:val="1073"/>
-          <w:rFonts w:ascii="Segoe UI" w:hAnsi="Segoe UI" w:eastAsia="Segoe UI" w:cs="Segoe UI"/>
-          <w:color w:val="404040" w:themeColor="text2" w:themeTint="BF" w:themeShade="FF"/>
-          <w:sz w:val="20"/>
-          <w:szCs w:val="20"/>
-        </w:rPr>
-        <w:t xml:space="preserve">En el paso de datos, se configurará un calendario de paso e importación. Posteriormente, el despacho verificará los datos traspasados. </w:t>
-      </w:r>
-      <w:r>
-        <w:rPr>
-          <w:rStyle w:val="1074"/>
-          <w:rFonts w:ascii="Segoe UI" w:hAnsi="Segoe UI" w:eastAsia="Segoe UI" w:cs="Segoe UI"/>
-          <w:color w:val="404040" w:themeColor="text2" w:themeTint="BF" w:themeShade="FF"/>
-          <w:sz w:val="20"/>
-          <w:szCs w:val="20"/>
-        </w:rPr>
-        <w:t xml:space="preserve"> </w:t>
-      </w:r>
-      <w:r>
-        <w:rPr>
-          <w:rFonts w:ascii="Segoe UI" w:hAnsi="Segoe UI" w:eastAsia="Segoe UI" w:cs="Segoe UI"/>
-          <w:sz w:val="20"/>
-          <w:szCs w:val="20"/>
-        </w:rPr>
-      </w:r>
-      <w:r>
-        <w:rPr>
-          <w:rFonts w:ascii="Segoe UI" w:hAnsi="Segoe UI" w:eastAsia="Segoe UI" w:cs="Segoe UI"/>
-          <w:sz w:val="20"/>
-          <w:szCs w:val="20"/>
-        </w:rPr>
-      </w:r>
-    </w:p>
-    <w:p>
-      <w:pPr>
-        <w:pStyle w:val="1088"/>
-        <w:numPr>
-          <w:ilvl w:val="0"/>
-          <w:numId w:val="1"/>
-        </w:numPr>
-        <w:pBdr/>
-        <w:tabs>
-          <w:tab w:val="left" w:leader="none" w:pos="720"/>
-        </w:tabs>
-        <w:spacing/>
-        <w:ind w:firstLine="0" w:left="1080"/>
-        <w:jc w:val="both"/>
-        <w:rPr>
-          <w:rFonts w:ascii="Segoe UI" w:hAnsi="Segoe UI" w:eastAsia="Segoe UI" w:cs="Segoe UI"/>
-          <w:sz w:val="20"/>
-          <w:szCs w:val="20"/>
-        </w:rPr>
-      </w:pPr>
-      <w:r>
-        <w:rPr>
-          <w:rFonts w:ascii="Segoe UI" w:hAnsi="Segoe UI" w:eastAsia="Segoe UI" w:cs="Segoe UI"/>
-          <w:sz w:val="20"/>
-          <w:szCs w:val="20"/>
-        </w:rPr>
-      </w:r>
-      <w:r>
-        <w:rPr>
-          <w:rStyle w:val="1073"/>
-          <w:rFonts w:ascii="Segoe UI" w:hAnsi="Segoe UI" w:eastAsia="Segoe UI" w:cs="Segoe UI"/>
-          <w:color w:val="404040" w:themeColor="text2" w:themeTint="BF" w:themeShade="FF"/>
-          <w:sz w:val="20"/>
-          <w:szCs w:val="20"/>
-        </w:rPr>
-        <w:t xml:space="preserve">Servicios implantación: Se configurará un calendario de actuación con el Consultor/Formador.</w:t>
-      </w:r>
-      <w:r>
-        <w:rPr>
-          <w:rStyle w:val="1074"/>
-          <w:rFonts w:ascii="Segoe UI" w:hAnsi="Segoe UI" w:eastAsia="Segoe UI" w:cs="Segoe UI"/>
-          <w:color w:val="404040" w:themeColor="text2" w:themeTint="BF" w:themeShade="FF"/>
-          <w:sz w:val="20"/>
-          <w:szCs w:val="20"/>
-        </w:rPr>
-        <w:t xml:space="preserve"> </w:t>
-      </w:r>
-      <w:r>
-        <w:rPr>
-          <w:rFonts w:ascii="Segoe UI" w:hAnsi="Segoe UI" w:eastAsia="Segoe UI" w:cs="Segoe UI"/>
-          <w:sz w:val="20"/>
-          <w:szCs w:val="20"/>
-        </w:rPr>
-      </w:r>
-      <w:r/>
-    </w:p>
-    <w:p>
-      <w:pPr>
-        <w:pStyle w:val="1088"/>
-        <w:pBdr/>
-        <w:spacing/>
-        <w:ind/>
-        <w:jc w:val="both"/>
-        <w:rPr>
-          <w:rFonts w:ascii="Segoe UI" w:hAnsi="Segoe UI" w:eastAsia="Segoe UI" w:cs="Segoe UI"/>
-          <w:b/>
-          <w:bCs/>
-          <w:color w:val="0e4e29"/>
-          <w:sz w:val="18"/>
-          <w:szCs w:val="18"/>
-        </w:rPr>
-      </w:pPr>
-      <w:r>
-        <w:rPr>
-          <w:rStyle w:val="1073"/>
-          <w:rFonts w:ascii="Segoe UI" w:hAnsi="Segoe UI" w:eastAsia="Segoe UI" w:cs="Segoe UI"/>
-          <w:b/>
-          <w:bCs/>
-          <w:color w:val="0e4e29"/>
-          <w:sz w:val="20"/>
-          <w:szCs w:val="20"/>
-        </w:rPr>
-        <w:t xml:space="preserve">Instalación</w:t>
-      </w:r>
-      <w:r>
-        <w:rPr>
-          <w:rStyle w:val="1074"/>
+          <w:rStyle w:val="1062"/>
           <w:rFonts w:ascii="Segoe UI" w:hAnsi="Segoe UI" w:eastAsia="Segoe UI" w:cs="Segoe UI"/>
           <w:b/>
           <w:bCs/>
@@ -4089,54 +4240,39 @@
     </w:p>
     <w:p>
       <w:pPr>
-        <w:pStyle w:val="1088"/>
-        <w:pBdr/>
-        <w:spacing/>
-        <w:ind/>
+        <w:pStyle w:val="1076"/>
+        <w:numPr>
+          <w:ilvl w:val="0"/>
+          <w:numId w:val="1"/>
+        </w:numPr>
+        <w:pBdr/>
+        <w:tabs>
+          <w:tab w:val="left" w:leader="none" w:pos="720"/>
+        </w:tabs>
+        <w:spacing/>
+        <w:ind w:firstLine="0" w:left="1080"/>
         <w:jc w:val="both"/>
         <w:rPr>
           <w:rFonts w:ascii="Segoe UI" w:hAnsi="Segoe UI" w:eastAsia="Segoe UI" w:cs="Segoe UI"/>
-          <w:sz w:val="18"/>
-          <w:szCs w:val="18"/>
-        </w:rPr>
-      </w:pPr>
-      <w:r>
-        <w:rPr>
-          <w:rStyle w:val="1073"/>
-          <w:rFonts w:ascii="Segoe UI" w:hAnsi="Segoe UI" w:eastAsia="Segoe UI" w:cs="Segoe UI"/>
-          <w:color w:val="000000" w:themeColor="text2" w:themeTint="FF" w:themeShade="FF"/>
           <w:sz w:val="20"/>
           <w:szCs w:val="20"/>
         </w:rPr>
-        <w:t xml:space="preserve">La instalación se realizará por técnicos cualificados de la empresa </w:t>
+      </w:pPr>
+      <w:r>
+        <w:rPr>
+          <w:rStyle w:val="1061"/>
+          <w:rFonts w:ascii="Segoe UI" w:hAnsi="Segoe UI" w:eastAsia="Segoe UI" w:cs="Segoe UI"/>
+          <w:color w:val="404040" w:themeColor="text2" w:themeTint="BF" w:themeShade="FF"/>
+          <w:sz w:val="20"/>
+          <w:szCs w:val="20"/>
+        </w:rPr>
+        <w:t xml:space="preserve">Producto e instalación: 15 días.</w:t>
       </w:r>
       <w:r>
         <w:rPr>
-          <w:rStyle w:val="1073"/>
+          <w:rStyle w:val="1062"/>
           <w:rFonts w:ascii="Segoe UI" w:hAnsi="Segoe UI" w:eastAsia="Segoe UI" w:cs="Segoe UI"/>
-          <w:b/>
-          <w:bCs/>
-          <w:color w:val="000000" w:themeColor="text2" w:themeTint="FF" w:themeShade="FF"/>
-          <w:sz w:val="20"/>
-          <w:szCs w:val="20"/>
-        </w:rPr>
-        <w:t xml:space="preserve">Shine Spain</w:t>
-      </w:r>
-      <w:r>
-        <w:rPr>
-          <w:rStyle w:val="1073"/>
-          <w:rFonts w:ascii="Segoe UI" w:hAnsi="Segoe UI" w:eastAsia="Segoe UI" w:cs="Segoe UI"/>
-          <w:color w:val="000000" w:themeColor="text2" w:themeTint="FF" w:themeShade="FF"/>
-          <w:sz w:val="20"/>
-          <w:szCs w:val="20"/>
-        </w:rPr>
-        <w:t xml:space="preserve">. Las aplicaciones y las bases de datos se instalarán en el servidor de la red del despacho, y en cada PC se instalarán los accesos.</w:t>
-      </w:r>
-      <w:r>
-        <w:rPr>
-          <w:rStyle w:val="1074"/>
-          <w:rFonts w:ascii="Segoe UI" w:hAnsi="Segoe UI" w:eastAsia="Segoe UI" w:cs="Segoe UI"/>
-          <w:color w:val="000000" w:themeColor="text2" w:themeTint="FF" w:themeShade="FF"/>
+          <w:color w:val="404040" w:themeColor="text2" w:themeTint="BF" w:themeShade="FF"/>
           <w:sz w:val="20"/>
           <w:szCs w:val="20"/>
         </w:rPr>
@@ -4145,21 +4281,138 @@
       <w:r>
         <w:rPr>
           <w:rFonts w:ascii="Segoe UI" w:hAnsi="Segoe UI" w:eastAsia="Segoe UI" w:cs="Segoe UI"/>
-          <w:sz w:val="18"/>
-          <w:szCs w:val="18"/>
+          <w:sz w:val="20"/>
+          <w:szCs w:val="20"/>
         </w:rPr>
       </w:r>
       <w:r>
         <w:rPr>
           <w:rFonts w:ascii="Segoe UI" w:hAnsi="Segoe UI" w:eastAsia="Segoe UI" w:cs="Segoe UI"/>
-          <w:sz w:val="18"/>
-          <w:szCs w:val="18"/>
+          <w:sz w:val="20"/>
+          <w:szCs w:val="20"/>
         </w:rPr>
       </w:r>
     </w:p>
     <w:p>
       <w:pPr>
-        <w:pStyle w:val="1088"/>
+        <w:pStyle w:val="1076"/>
+        <w:numPr>
+          <w:ilvl w:val="0"/>
+          <w:numId w:val="1"/>
+        </w:numPr>
+        <w:pBdr/>
+        <w:tabs>
+          <w:tab w:val="left" w:leader="none" w:pos="720"/>
+        </w:tabs>
+        <w:spacing/>
+        <w:ind w:firstLine="0" w:left="1080"/>
+        <w:jc w:val="both"/>
+        <w:rPr>
+          <w:rFonts w:ascii="Segoe UI" w:hAnsi="Segoe UI" w:eastAsia="Segoe UI" w:cs="Segoe UI"/>
+          <w:sz w:val="20"/>
+          <w:szCs w:val="20"/>
+        </w:rPr>
+      </w:pPr>
+      <w:r>
+        <w:rPr>
+          <w:rStyle w:val="1061"/>
+          <w:rFonts w:ascii="Segoe UI" w:hAnsi="Segoe UI" w:eastAsia="Segoe UI" w:cs="Segoe UI"/>
+          <w:color w:val="404040" w:themeColor="text2" w:themeTint="BF" w:themeShade="FF"/>
+          <w:sz w:val="20"/>
+          <w:szCs w:val="20"/>
+        </w:rPr>
+        <w:t xml:space="preserve">En el paso de datos, se configurará un calendario de paso e importación. Posteriormente, el despacho verificará los datos traspasados. </w:t>
+      </w:r>
+      <w:r>
+        <w:rPr>
+          <w:rStyle w:val="1062"/>
+          <w:rFonts w:ascii="Segoe UI" w:hAnsi="Segoe UI" w:eastAsia="Segoe UI" w:cs="Segoe UI"/>
+          <w:color w:val="404040" w:themeColor="text2" w:themeTint="BF" w:themeShade="FF"/>
+          <w:sz w:val="20"/>
+          <w:szCs w:val="20"/>
+        </w:rPr>
+        <w:t xml:space="preserve"> </w:t>
+      </w:r>
+      <w:r>
+        <w:rPr>
+          <w:rFonts w:ascii="Segoe UI" w:hAnsi="Segoe UI" w:eastAsia="Segoe UI" w:cs="Segoe UI"/>
+          <w:sz w:val="20"/>
+          <w:szCs w:val="20"/>
+        </w:rPr>
+      </w:r>
+      <w:r>
+        <w:rPr>
+          <w:rFonts w:ascii="Segoe UI" w:hAnsi="Segoe UI" w:eastAsia="Segoe UI" w:cs="Segoe UI"/>
+          <w:sz w:val="20"/>
+          <w:szCs w:val="20"/>
+        </w:rPr>
+      </w:r>
+    </w:p>
+    <w:p>
+      <w:pPr>
+        <w:pStyle w:val="1076"/>
+        <w:numPr>
+          <w:ilvl w:val="0"/>
+          <w:numId w:val="1"/>
+        </w:numPr>
+        <w:pBdr/>
+        <w:tabs>
+          <w:tab w:val="left" w:leader="none" w:pos="720"/>
+        </w:tabs>
+        <w:spacing/>
+        <w:ind w:firstLine="0" w:left="1080"/>
+        <w:jc w:val="both"/>
+        <w:rPr>
+          <w:rFonts w:ascii="Segoe UI" w:hAnsi="Segoe UI" w:eastAsia="Segoe UI" w:cs="Segoe UI"/>
+          <w:sz w:val="20"/>
+          <w:szCs w:val="20"/>
+        </w:rPr>
+      </w:pPr>
+      <w:r>
+        <w:rPr>
+          <w:rFonts w:ascii="Segoe UI" w:hAnsi="Segoe UI" w:eastAsia="Segoe UI" w:cs="Segoe UI"/>
+          <w:sz w:val="20"/>
+          <w:szCs w:val="20"/>
+        </w:rPr>
+      </w:r>
+      <w:r>
+        <w:rPr>
+          <w:rStyle w:val="1061"/>
+          <w:rFonts w:ascii="Segoe UI" w:hAnsi="Segoe UI" w:eastAsia="Segoe UI" w:cs="Segoe UI"/>
+          <w:color w:val="404040" w:themeColor="text2" w:themeTint="BF" w:themeShade="FF"/>
+          <w:sz w:val="20"/>
+          <w:szCs w:val="20"/>
+        </w:rPr>
+        <w:t xml:space="preserve">Servicios implantación: Se configurará un calendario de actuación con el Consultor/Formador.</w:t>
+      </w:r>
+      <w:r>
+        <w:rPr>
+          <w:rStyle w:val="1062"/>
+          <w:rFonts w:ascii="Segoe UI" w:hAnsi="Segoe UI" w:eastAsia="Segoe UI" w:cs="Segoe UI"/>
+          <w:color w:val="404040" w:themeColor="text2" w:themeTint="BF" w:themeShade="FF"/>
+          <w:sz w:val="20"/>
+          <w:szCs w:val="20"/>
+        </w:rPr>
+        <w:t xml:space="preserve"> </w:t>
+      </w:r>
+      <w:r>
+        <w:rPr>
+          <w:rFonts w:ascii="Segoe UI" w:hAnsi="Segoe UI" w:eastAsia="Segoe UI" w:cs="Segoe UI"/>
+          <w:sz w:val="20"/>
+          <w:szCs w:val="20"/>
+        </w:rPr>
+      </w:r>
+      <w:r>
+        <w:rPr>
+          <w:rFonts w:ascii="Segoe UI" w:hAnsi="Segoe UI" w:eastAsia="Segoe UI" w:cs="Segoe UI"/>
+          <w:sz w:val="20"/>
+          <w:szCs w:val="20"/>
+        </w:rPr>
+      </w:r>
+    </w:p>
+    <w:p>
+      <w:pPr>
+        <w:pStyle w:val="1076"/>
         <w:pBdr/>
         <w:spacing/>
         <w:ind/>
@@ -4175,7 +4428,7 @@
       </w:pPr>
       <w:r>
         <w:rPr>
-          <w:rStyle w:val="1073"/>
+          <w:rStyle w:val="1061"/>
           <w:rFonts w:ascii="Segoe UI" w:hAnsi="Segoe UI" w:eastAsia="Segoe UI" w:cs="Segoe UI"/>
           <w:b/>
           <w:bCs/>
@@ -4183,11 +4436,11 @@
           <w:sz w:val="20"/>
           <w:szCs w:val="20"/>
         </w:rPr>
-        <w:t xml:space="preserve">Traspaso de Datos</w:t>
+        <w:t xml:space="preserve">Instalación</w:t>
       </w:r>
       <w:r>
         <w:rPr>
-          <w:rStyle w:val="1074"/>
+          <w:rStyle w:val="1062"/>
           <w:rFonts w:ascii="Segoe UI" w:hAnsi="Segoe UI" w:eastAsia="Segoe UI" w:cs="Segoe UI"/>
           <w:b/>
           <w:bCs/>
@@ -4220,7 +4473,7 @@
     </w:p>
     <w:p>
       <w:pPr>
-        <w:pStyle w:val="1088"/>
+        <w:pStyle w:val="1076"/>
         <w:pBdr/>
         <w:spacing/>
         <w:ind/>
@@ -4233,18 +4486,20 @@
       </w:pPr>
       <w:r>
         <w:rPr>
-          <w:rStyle w:val="1073"/>
+          <w:rStyle w:val="1061"/>
           <w:rFonts w:ascii="Segoe UI" w:hAnsi="Segoe UI" w:eastAsia="Segoe UI" w:cs="Segoe UI"/>
           <w:color w:val="000000" w:themeColor="text2" w:themeTint="FF" w:themeShade="FF"/>
           <w:sz w:val="20"/>
           <w:szCs w:val="20"/>
         </w:rPr>
-        <w:t xml:space="preserve">Los traspasos de datos desde las instalaciones del cliente hacia el despacho se llevan a cabo por medio de desarrollos específicos realizados por la empresa </w:t>
+        <w:t xml:space="preserve">La instalación se realizará por técnicos cualificados de la empresa </w:t>
       </w:r>
       <w:r>
         <w:rPr>
-          <w:rStyle w:val="1073"/>
+          <w:rStyle w:val="1061"/>
           <w:rFonts w:ascii="Segoe UI" w:hAnsi="Segoe UI" w:eastAsia="Segoe UI" w:cs="Segoe UI"/>
+          <w:b/>
+          <w:bCs/>
           <w:color w:val="000000" w:themeColor="text2" w:themeTint="FF" w:themeShade="FF"/>
           <w:sz w:val="20"/>
           <w:szCs w:val="20"/>
@@ -4253,17 +4508,17 @@
       </w:r>
       <w:r>
         <w:rPr>
-          <w:rStyle w:val="1073"/>
+          <w:rStyle w:val="1061"/>
           <w:rFonts w:ascii="Segoe UI" w:hAnsi="Segoe UI" w:eastAsia="Segoe UI" w:cs="Segoe UI"/>
           <w:color w:val="000000" w:themeColor="text2" w:themeTint="FF" w:themeShade="FF"/>
           <w:sz w:val="20"/>
           <w:szCs w:val="20"/>
         </w:rPr>
-        <w:t xml:space="preserve">, previa comprobación de la viabilidad técnica de la base de datos concreta del cliente. Será necesario coordinar el momento de la ejecución de estos traspasos con la intención de sincronizarla con la puesta en marcha.</w:t>
+        <w:t xml:space="preserve">. Las aplicaciones y las bases de datos se instalarán en el servidor de la red del despacho, y en cada PC se instalarán los accesos.</w:t>
       </w:r>
       <w:r>
         <w:rPr>
-          <w:rStyle w:val="1074"/>
+          <w:rStyle w:val="1062"/>
           <w:rFonts w:ascii="Segoe UI" w:hAnsi="Segoe UI" w:eastAsia="Segoe UI" w:cs="Segoe UI"/>
           <w:color w:val="000000" w:themeColor="text2" w:themeTint="FF" w:themeShade="FF"/>
           <w:sz w:val="20"/>
@@ -4288,7 +4543,7 @@
     </w:p>
     <w:p>
       <w:pPr>
-        <w:pStyle w:val="1088"/>
+        <w:pStyle w:val="1076"/>
         <w:pBdr/>
         <w:spacing/>
         <w:ind/>
@@ -4304,7 +4559,7 @@
       </w:pPr>
       <w:r>
         <w:rPr>
-          <w:rStyle w:val="1073"/>
+          <w:rStyle w:val="1061"/>
           <w:rFonts w:ascii="Segoe UI" w:hAnsi="Segoe UI" w:eastAsia="Segoe UI" w:cs="Segoe UI"/>
           <w:b/>
           <w:bCs/>
@@ -4312,11 +4567,11 @@
           <w:sz w:val="20"/>
           <w:szCs w:val="20"/>
         </w:rPr>
-        <w:t xml:space="preserve">Formación</w:t>
+        <w:t xml:space="preserve">Traspaso de Datos</w:t>
       </w:r>
       <w:r>
         <w:rPr>
-          <w:rStyle w:val="1074"/>
+          <w:rStyle w:val="1062"/>
           <w:rFonts w:ascii="Segoe UI" w:hAnsi="Segoe UI" w:eastAsia="Segoe UI" w:cs="Segoe UI"/>
           <w:b/>
           <w:bCs/>
@@ -4349,7 +4604,7 @@
     </w:p>
     <w:p>
       <w:pPr>
-        <w:pStyle w:val="1088"/>
+        <w:pStyle w:val="1076"/>
         <w:pBdr/>
         <w:spacing/>
         <w:ind/>
@@ -4362,39 +4617,39 @@
       </w:pPr>
       <w:r>
         <w:rPr>
-          <w:rStyle w:val="1073"/>
+          <w:rStyle w:val="1061"/>
           <w:rFonts w:ascii="Segoe UI" w:hAnsi="Segoe UI" w:eastAsia="Segoe UI" w:cs="Segoe UI"/>
-          <w:color w:val="404040" w:themeColor="text2" w:themeTint="BF" w:themeShade="FF"/>
+          <w:color w:val="000000" w:themeColor="text2" w:themeTint="FF" w:themeShade="FF"/>
           <w:sz w:val="20"/>
           <w:szCs w:val="20"/>
         </w:rPr>
-        <w:t xml:space="preserve">Como parte del proceso de implantación determinaremos con el cliente el calendario formativo. Se impartirá en la modalidad de </w:t>
+        <w:t xml:space="preserve">Los traspasos de datos desde las instalaciones del cliente hacia el despacho se llevan a cabo por medio de desarrollos específicos realizados por la empresa </w:t>
       </w:r>
       <w:r>
         <w:rPr>
-          <w:rStyle w:val="1073"/>
+          <w:rStyle w:val="1061"/>
           <w:rFonts w:ascii="Segoe UI" w:hAnsi="Segoe UI" w:eastAsia="Segoe UI" w:cs="Segoe UI"/>
-          <w:color w:val="404040" w:themeColor="text2" w:themeTint="BF" w:themeShade="FF"/>
+          <w:color w:val="000000" w:themeColor="text2" w:themeTint="FF" w:themeShade="FF"/>
           <w:sz w:val="20"/>
           <w:szCs w:val="20"/>
         </w:rPr>
-        <w:t xml:space="preserve">teleformación</w:t>
+        <w:t xml:space="preserve">Shine Spain</w:t>
       </w:r>
       <w:r>
         <w:rPr>
-          <w:rStyle w:val="1073"/>
+          <w:rStyle w:val="1061"/>
           <w:rFonts w:ascii="Segoe UI" w:hAnsi="Segoe UI" w:eastAsia="Segoe UI" w:cs="Segoe UI"/>
-          <w:color w:val="404040" w:themeColor="text2" w:themeTint="BF" w:themeShade="FF"/>
+          <w:color w:val="000000" w:themeColor="text2" w:themeTint="FF" w:themeShade="FF"/>
           <w:sz w:val="20"/>
           <w:szCs w:val="20"/>
         </w:rPr>
-        <w:t xml:space="preserve"> a través de INTERNET.</w:t>
+        <w:t xml:space="preserve">, previa comprobación de la viabilidad técnica de la base de datos concreta del cliente. Será necesario coordinar el momento de la ejecución de estos traspasos con la intención de sincronizarla con la puesta en marcha.</w:t>
       </w:r>
       <w:r>
         <w:rPr>
-          <w:rStyle w:val="1074"/>
+          <w:rStyle w:val="1062"/>
           <w:rFonts w:ascii="Segoe UI" w:hAnsi="Segoe UI" w:eastAsia="Segoe UI" w:cs="Segoe UI"/>
-          <w:color w:val="404040" w:themeColor="text2" w:themeTint="BF" w:themeShade="FF"/>
+          <w:color w:val="000000" w:themeColor="text2" w:themeTint="FF" w:themeShade="FF"/>
           <w:sz w:val="20"/>
           <w:szCs w:val="20"/>
         </w:rPr>
@@ -4417,7 +4672,7 @@
     </w:p>
     <w:p>
       <w:pPr>
-        <w:pStyle w:val="1088"/>
+        <w:pStyle w:val="1076"/>
         <w:pBdr/>
         <w:spacing/>
         <w:ind/>
@@ -4433,7 +4688,7 @@
       </w:pPr>
       <w:r>
         <w:rPr>
-          <w:rStyle w:val="1073"/>
+          <w:rStyle w:val="1061"/>
           <w:rFonts w:ascii="Segoe UI" w:hAnsi="Segoe UI" w:eastAsia="Segoe UI" w:cs="Segoe UI"/>
           <w:b/>
           <w:bCs/>
@@ -4441,11 +4696,11 @@
           <w:sz w:val="20"/>
           <w:szCs w:val="20"/>
         </w:rPr>
-        <w:t xml:space="preserve">CONFIDENCIALIDAD Y CONSIDERACIONES ESPECIALES</w:t>
+        <w:t xml:space="preserve">Formación</w:t>
       </w:r>
       <w:r>
         <w:rPr>
-          <w:rStyle w:val="1074"/>
+          <w:rStyle w:val="1062"/>
           <w:rFonts w:ascii="Segoe UI" w:hAnsi="Segoe UI" w:eastAsia="Segoe UI" w:cs="Segoe UI"/>
           <w:b/>
           <w:bCs/>
@@ -4478,7 +4733,136 @@
     </w:p>
     <w:p>
       <w:pPr>
-        <w:pStyle w:val="1088"/>
+        <w:pStyle w:val="1076"/>
+        <w:pBdr/>
+        <w:spacing/>
+        <w:ind/>
+        <w:jc w:val="both"/>
+        <w:rPr>
+          <w:rFonts w:ascii="Segoe UI" w:hAnsi="Segoe UI" w:eastAsia="Segoe UI" w:cs="Segoe UI"/>
+          <w:sz w:val="18"/>
+          <w:szCs w:val="18"/>
+        </w:rPr>
+      </w:pPr>
+      <w:r>
+        <w:rPr>
+          <w:rStyle w:val="1061"/>
+          <w:rFonts w:ascii="Segoe UI" w:hAnsi="Segoe UI" w:eastAsia="Segoe UI" w:cs="Segoe UI"/>
+          <w:color w:val="404040" w:themeColor="text2" w:themeTint="BF" w:themeShade="FF"/>
+          <w:sz w:val="20"/>
+          <w:szCs w:val="20"/>
+        </w:rPr>
+        <w:t xml:space="preserve">Como parte del proceso de implantación determinaremos con el cliente el calendario formativo. Se impartirá en la modalidad de </w:t>
+      </w:r>
+      <w:r>
+        <w:rPr>
+          <w:rStyle w:val="1061"/>
+          <w:rFonts w:ascii="Segoe UI" w:hAnsi="Segoe UI" w:eastAsia="Segoe UI" w:cs="Segoe UI"/>
+          <w:color w:val="404040" w:themeColor="text2" w:themeTint="BF" w:themeShade="FF"/>
+          <w:sz w:val="20"/>
+          <w:szCs w:val="20"/>
+        </w:rPr>
+        <w:t xml:space="preserve">teleformación</w:t>
+      </w:r>
+      <w:r>
+        <w:rPr>
+          <w:rStyle w:val="1061"/>
+          <w:rFonts w:ascii="Segoe UI" w:hAnsi="Segoe UI" w:eastAsia="Segoe UI" w:cs="Segoe UI"/>
+          <w:color w:val="404040" w:themeColor="text2" w:themeTint="BF" w:themeShade="FF"/>
+          <w:sz w:val="20"/>
+          <w:szCs w:val="20"/>
+        </w:rPr>
+        <w:t xml:space="preserve"> a través de INTERNET.</w:t>
+      </w:r>
+      <w:r>
+        <w:rPr>
+          <w:rStyle w:val="1062"/>
+          <w:rFonts w:ascii="Segoe UI" w:hAnsi="Segoe UI" w:eastAsia="Segoe UI" w:cs="Segoe UI"/>
+          <w:color w:val="404040" w:themeColor="text2" w:themeTint="BF" w:themeShade="FF"/>
+          <w:sz w:val="20"/>
+          <w:szCs w:val="20"/>
+        </w:rPr>
+        <w:t xml:space="preserve"> </w:t>
+      </w:r>
+      <w:r>
+        <w:rPr>
+          <w:rFonts w:ascii="Segoe UI" w:hAnsi="Segoe UI" w:eastAsia="Segoe UI" w:cs="Segoe UI"/>
+          <w:sz w:val="18"/>
+          <w:szCs w:val="18"/>
+        </w:rPr>
+      </w:r>
+      <w:r>
+        <w:rPr>
+          <w:rFonts w:ascii="Segoe UI" w:hAnsi="Segoe UI" w:eastAsia="Segoe UI" w:cs="Segoe UI"/>
+          <w:sz w:val="18"/>
+          <w:szCs w:val="18"/>
+        </w:rPr>
+      </w:r>
+    </w:p>
+    <w:p>
+      <w:pPr>
+        <w:pStyle w:val="1076"/>
+        <w:pBdr/>
+        <w:spacing/>
+        <w:ind/>
+        <w:jc w:val="both"/>
+        <w:rPr>
+          <w:rFonts w:ascii="Segoe UI" w:hAnsi="Segoe UI" w:eastAsia="Segoe UI" w:cs="Segoe UI"/>
+          <w:b/>
+          <w:bCs/>
+          <w:color w:val="0e4e29"/>
+          <w:sz w:val="18"/>
+          <w:szCs w:val="18"/>
+        </w:rPr>
+      </w:pPr>
+      <w:r>
+        <w:rPr>
+          <w:rStyle w:val="1061"/>
+          <w:rFonts w:ascii="Segoe UI" w:hAnsi="Segoe UI" w:eastAsia="Segoe UI" w:cs="Segoe UI"/>
+          <w:b/>
+          <w:bCs/>
+          <w:color w:val="0e4e29"/>
+          <w:sz w:val="20"/>
+          <w:szCs w:val="20"/>
+        </w:rPr>
+        <w:t xml:space="preserve">CONFIDENCIALIDAD Y CONSIDERACIONES ESPECIALES</w:t>
+      </w:r>
+      <w:r>
+        <w:rPr>
+          <w:rStyle w:val="1062"/>
+          <w:rFonts w:ascii="Segoe UI" w:hAnsi="Segoe UI" w:eastAsia="Segoe UI" w:cs="Segoe UI"/>
+          <w:b/>
+          <w:bCs/>
+          <w:color w:val="0e4e29"/>
+          <w:sz w:val="20"/>
+          <w:szCs w:val="20"/>
+        </w:rPr>
+        <w:t xml:space="preserve"> </w:t>
+      </w:r>
+      <w:r>
+        <w:rPr>
+          <w:rFonts w:ascii="Segoe UI" w:hAnsi="Segoe UI" w:eastAsia="Segoe UI" w:cs="Segoe UI"/>
+          <w:b/>
+          <w:bCs/>
+          <w:color w:val="0e4e29"/>
+          <w:sz w:val="18"/>
+          <w:szCs w:val="18"/>
+        </w:rPr>
+      </w:r>
+      <w:r>
+        <w:rPr>
+          <w:rFonts w:ascii="Segoe UI" w:hAnsi="Segoe UI" w:eastAsia="Segoe UI" w:cs="Segoe UI"/>
+          <w:b/>
+          <w:bCs/>
+          <w:color w:val="0e4e29"/>
+          <w:sz w:val="18"/>
+          <w:szCs w:val="18"/>
+        </w:rPr>
+      </w:r>
+    </w:p>
+    <w:p>
+      <w:pPr>
+        <w:pStyle w:val="1076"/>
         <w:pBdr/>
         <w:spacing/>
         <w:ind/>
@@ -4492,7 +4876,7 @@
       </w:pPr>
       <w:r>
         <w:rPr>
-          <w:rStyle w:val="1073"/>
+          <w:rStyle w:val="1061"/>
           <w:rFonts w:ascii="Segoe UI" w:hAnsi="Segoe UI" w:eastAsia="Segoe UI" w:cs="Segoe UI"/>
           <w:color w:val="000000" w:themeColor="text2" w:themeTint="FF" w:themeShade="FF"/>
           <w:sz w:val="20"/>
@@ -4502,7 +4886,7 @@
       </w:r>
       <w:r>
         <w:rPr>
-          <w:rStyle w:val="1073"/>
+          <w:rStyle w:val="1061"/>
           <w:rFonts w:ascii="Segoe UI" w:hAnsi="Segoe UI" w:eastAsia="Segoe UI" w:cs="Segoe UI"/>
           <w:color w:val="000000" w:themeColor="text2" w:themeTint="FF" w:themeShade="FF"/>
           <w:sz w:val="20"/>
@@ -4512,7 +4896,7 @@
       </w:r>
       <w:r>
         <w:rPr>
-          <w:rStyle w:val="1073"/>
+          <w:rStyle w:val="1061"/>
           <w:rFonts w:ascii="Segoe UI" w:hAnsi="Segoe UI" w:eastAsia="Segoe UI" w:cs="Segoe UI"/>
           <w:color w:val="000000" w:themeColor="text2" w:themeTint="FF" w:themeShade="FF"/>
           <w:sz w:val="20"/>
@@ -4522,7 +4906,7 @@
       </w:r>
       <w:r>
         <w:rPr>
-          <w:rStyle w:val="1074"/>
+          <w:rStyle w:val="1062"/>
           <w:rFonts w:ascii="Segoe UI" w:hAnsi="Segoe UI" w:eastAsia="Segoe UI" w:cs="Segoe UI"/>
           <w:color w:val="000000" w:themeColor="text2" w:themeTint="FF" w:themeShade="FF"/>
           <w:sz w:val="20"/>
@@ -4549,7 +4933,7 @@
     </w:p>
     <w:p>
       <w:pPr>
-        <w:pStyle w:val="1088"/>
+        <w:pStyle w:val="1076"/>
         <w:pBdr/>
         <w:spacing/>
         <w:ind/>
@@ -4562,7 +4946,7 @@
       </w:pPr>
       <w:r>
         <w:rPr>
-          <w:rStyle w:val="1074"/>
+          <w:rStyle w:val="1062"/>
           <w:rFonts w:ascii="Segoe UI" w:hAnsi="Segoe UI" w:eastAsia="Segoe UI" w:cs="Segoe UI"/>
           <w:sz w:val="20"/>
           <w:szCs w:val="20"/>
@@ -4586,7 +4970,7 @@
     </w:p>
     <w:p>
       <w:pPr>
-        <w:pStyle w:val="1088"/>
+        <w:pStyle w:val="1076"/>
         <w:pBdr/>
         <w:spacing/>
         <w:ind w:left="360"/>
@@ -4599,7 +4983,7 @@
       </w:pPr>
       <w:r>
         <w:rPr>
-          <w:rStyle w:val="1074"/>
+          <w:rStyle w:val="1062"/>
           <w:rFonts w:ascii="Open Sans" w:hAnsi="Open Sans" w:cs="Segoe UI"/>
           <w:sz w:val="20"/>
           <w:szCs w:val="20"/>
@@ -4623,7 +5007,7 @@
     </w:p>
     <w:p>
       <w:pPr>
-        <w:pStyle w:val="1076"/>
+        <w:pStyle w:val="1064"/>
         <w:pBdr/>
         <w:spacing/>
         <w:ind/>
@@ -4733,7 +5117,7 @@
 <w:ftr xmlns:wpc="http://schemas.microsoft.com/office/word/2010/wordprocessingCanvas" xmlns:mc="http://schemas.openxmlformats.org/markup-compatibility/2006" xmlns:o="urn:schemas-microsoft-com:office:office" xmlns:r="http://schemas.openxmlformats.org/officeDocument/2006/relationships" xmlns:m="http://schemas.openxmlformats.org/officeDocument/2006/math" xmlns:v="urn:schemas-microsoft-com:vml" xmlns:wp14="http://schemas.microsoft.com/office/word/2010/wordprocessingDrawing" xmlns:wp="http://schemas.openxmlformats.org/drawingml/2006/wordprocessingDrawing" xmlns:w10="urn:schemas-microsoft-com:office:word" xmlns:w="http://schemas.openxmlformats.org/wordprocessingml/2006/main" xmlns:w14="http://schemas.microsoft.com/office/word/2010/wordml" xmlns:w15="http://schemas.microsoft.com/office/word/2012/wordml" xmlns:wpg="http://schemas.microsoft.com/office/word/2010/wordprocessingGroup" xmlns:wpi="http://schemas.microsoft.com/office/word/2010/wordprocessingInk" xmlns:wne="http://schemas.microsoft.com/office/word/2006/wordml" xmlns:a="http://schemas.openxmlformats.org/drawingml/2006/main" xmlns:wps="http://schemas.microsoft.com/office/word/2010/wordprocessingShape" mc:Ignorable="w14 w15 wp14">
   <w:p>
     <w:pPr>
-      <w:pStyle w:val="1087"/>
+      <w:pStyle w:val="1075"/>
       <w:pBdr/>
       <w:spacing/>
       <w:ind/>
@@ -4817,13 +5201,12 @@
 <w:ftr xmlns:wpc="http://schemas.microsoft.com/office/word/2010/wordprocessingCanvas" xmlns:mc="http://schemas.openxmlformats.org/markup-compatibility/2006" xmlns:o="urn:schemas-microsoft-com:office:office" xmlns:r="http://schemas.openxmlformats.org/officeDocument/2006/relationships" xmlns:m="http://schemas.openxmlformats.org/officeDocument/2006/math" xmlns:v="urn:schemas-microsoft-com:vml" xmlns:wp14="http://schemas.microsoft.com/office/word/2010/wordprocessingDrawing" xmlns:wp="http://schemas.openxmlformats.org/drawingml/2006/wordprocessingDrawing" xmlns:w10="urn:schemas-microsoft-com:office:word" xmlns:w="http://schemas.openxmlformats.org/wordprocessingml/2006/main" xmlns:w14="http://schemas.microsoft.com/office/word/2010/wordml" xmlns:w15="http://schemas.microsoft.com/office/word/2012/wordml" xmlns:wpg="http://schemas.microsoft.com/office/word/2010/wordprocessingGroup" xmlns:wpi="http://schemas.microsoft.com/office/word/2010/wordprocessingInk" xmlns:wne="http://schemas.microsoft.com/office/word/2006/wordml" xmlns:a="http://schemas.openxmlformats.org/drawingml/2006/main" xmlns:wps="http://schemas.microsoft.com/office/word/2010/wordprocessingShape" mc:Ignorable="w14 w15 wp14">
   <w:p>
     <w:pPr>
-      <w:pStyle w:val="1087"/>
+      <w:pStyle w:val="1075"/>
       <w:pBdr/>
       <w:spacing/>
       <w:ind/>
       <w:rPr/>
     </w:pPr>
-    <w:r/>
     <w:r>
       <mc:AlternateContent>
         <mc:Choice Requires="wpg">
@@ -4894,8 +5277,6 @@
       </mc:AlternateContent>
     </w:r>
     <w:r/>
-    <w:r/>
-    <w:r/>
   </w:p>
 </w:ftr>
 </file>
@@ -4909,8 +5290,6 @@
       <w:ind/>
       <w:rPr/>
     </w:pPr>
-    <w:r/>
-    <w:r/>
     <w:r>
       <mc:AlternateContent>
         <mc:Choice Requires="wpg">
@@ -4981,8 +5360,6 @@
       </mc:AlternateContent>
     </w:r>
     <w:r/>
-    <w:r/>
-    <w:r/>
   </w:p>
 </w:ftr>
 </file>
@@ -5024,7 +5401,7 @@
 <w:hdr xmlns:wpc="http://schemas.microsoft.com/office/word/2010/wordprocessingCanvas" xmlns:mc="http://schemas.openxmlformats.org/markup-compatibility/2006" xmlns:o="urn:schemas-microsoft-com:office:office" xmlns:r="http://schemas.openxmlformats.org/officeDocument/2006/relationships" xmlns:m="http://schemas.openxmlformats.org/officeDocument/2006/math" xmlns:v="urn:schemas-microsoft-com:vml" xmlns:wp14="http://schemas.microsoft.com/office/word/2010/wordprocessingDrawing" xmlns:wp="http://schemas.openxmlformats.org/drawingml/2006/wordprocessingDrawing" xmlns:w10="urn:schemas-microsoft-com:office:word" xmlns:w="http://schemas.openxmlformats.org/wordprocessingml/2006/main" xmlns:w14="http://schemas.microsoft.com/office/word/2010/wordml" xmlns:w15="http://schemas.microsoft.com/office/word/2012/wordml" xmlns:wpg="http://schemas.microsoft.com/office/word/2010/wordprocessingGroup" xmlns:wpi="http://schemas.microsoft.com/office/word/2010/wordprocessingInk" xmlns:wne="http://schemas.microsoft.com/office/word/2006/wordml" xmlns:a="http://schemas.openxmlformats.org/drawingml/2006/main" xmlns:wps="http://schemas.microsoft.com/office/word/2010/wordprocessingShape" mc:Ignorable="w14 w15 wp14">
   <w:p>
     <w:pPr>
-      <w:pStyle w:val="1076"/>
+      <w:pStyle w:val="1064"/>
       <w:pBdr/>
       <w:spacing w:line="390" w:lineRule="exact"/>
       <w:ind w:left="0"/>
@@ -5109,13 +5486,12 @@
 <w:hdr xmlns:wpc="http://schemas.microsoft.com/office/word/2010/wordprocessingCanvas" xmlns:mc="http://schemas.openxmlformats.org/markup-compatibility/2006" xmlns:o="urn:schemas-microsoft-com:office:office" xmlns:r="http://schemas.openxmlformats.org/officeDocument/2006/relationships" xmlns:m="http://schemas.openxmlformats.org/officeDocument/2006/math" xmlns:v="urn:schemas-microsoft-com:vml" xmlns:wp14="http://schemas.microsoft.com/office/word/2010/wordprocessingDrawing" xmlns:wp="http://schemas.openxmlformats.org/drawingml/2006/wordprocessingDrawing" xmlns:w10="urn:schemas-microsoft-com:office:word" xmlns:w="http://schemas.openxmlformats.org/wordprocessingml/2006/main" xmlns:w14="http://schemas.microsoft.com/office/word/2010/wordml" xmlns:w15="http://schemas.microsoft.com/office/word/2012/wordml" xmlns:wpg="http://schemas.microsoft.com/office/word/2010/wordprocessingGroup" xmlns:wpi="http://schemas.microsoft.com/office/word/2010/wordprocessingInk" xmlns:wne="http://schemas.microsoft.com/office/word/2006/wordml" xmlns:a="http://schemas.openxmlformats.org/drawingml/2006/main" xmlns:wps="http://schemas.microsoft.com/office/word/2010/wordprocessingShape" mc:Ignorable="w14 w15 wp14">
   <w:p>
     <w:pPr>
-      <w:pStyle w:val="1086"/>
+      <w:pStyle w:val="1074"/>
       <w:pBdr/>
       <w:spacing/>
       <w:ind/>
       <w:rPr/>
     </w:pPr>
-    <w:r/>
     <w:r>
       <mc:AlternateContent>
         <mc:Choice Requires="wpg">
@@ -5186,11 +5562,6 @@
       </mc:AlternateContent>
     </w:r>
     <w:r/>
-    <w:r/>
-    <w:r/>
-    <w:r/>
-    <w:r/>
-    <w:r/>
   </w:p>
 </w:hdr>
 </file>
@@ -5199,7 +5570,7 @@
 <w:hdr xmlns:wpc="http://schemas.microsoft.com/office/word/2010/wordprocessingCanvas" xmlns:mc="http://schemas.openxmlformats.org/markup-compatibility/2006" xmlns:o="urn:schemas-microsoft-com:office:office" xmlns:r="http://schemas.openxmlformats.org/officeDocument/2006/relationships" xmlns:m="http://schemas.openxmlformats.org/officeDocument/2006/math" xmlns:v="urn:schemas-microsoft-com:vml" xmlns:wp14="http://schemas.microsoft.com/office/word/2010/wordprocessingDrawing" xmlns:wp="http://schemas.openxmlformats.org/drawingml/2006/wordprocessingDrawing" xmlns:w10="urn:schemas-microsoft-com:office:word" xmlns:w="http://schemas.openxmlformats.org/wordprocessingml/2006/main" xmlns:w14="http://schemas.microsoft.com/office/word/2010/wordml" xmlns:w15="http://schemas.microsoft.com/office/word/2012/wordml" xmlns:wpg="http://schemas.microsoft.com/office/word/2010/wordprocessingGroup" xmlns:wpi="http://schemas.microsoft.com/office/word/2010/wordprocessingInk" xmlns:wne="http://schemas.microsoft.com/office/word/2006/wordml" xmlns:a="http://schemas.openxmlformats.org/drawingml/2006/main" xmlns:wps="http://schemas.microsoft.com/office/word/2010/wordprocessingShape" mc:Ignorable="w14 w15 wp14">
   <w:p>
     <w:pPr>
-      <w:pStyle w:val="1076"/>
+      <w:pStyle w:val="1064"/>
       <w:pBdr/>
       <w:spacing/>
       <w:ind w:left="170"/>
@@ -5207,7 +5578,6 @@
         <w:highlight w:val="none"/>
       </w:rPr>
     </w:pPr>
-    <w:r/>
     <w:r>
       <mc:AlternateContent>
         <mc:Choice Requires="wpg">
@@ -5287,31 +5657,10 @@
         <w:highlight w:val="none"/>
       </w:rPr>
     </w:r>
-    <w:r/>
-    <w:r>
-      <w:rPr>
-        <w:highlight w:val="none"/>
-      </w:rPr>
-    </w:r>
-    <w:r>
-      <w:rPr>
-        <w:highlight w:val="none"/>
-      </w:rPr>
-    </w:r>
-    <w:r>
-      <w:rPr>
-        <w:highlight w:val="none"/>
-      </w:rPr>
-    </w:r>
-    <w:r>
-      <w:rPr>
-        <w:highlight w:val="none"/>
-      </w:rPr>
-    </w:r>
   </w:p>
   <w:p>
     <w:pPr>
-      <w:pStyle w:val="1081"/>
+      <w:pStyle w:val="1069"/>
       <w:pBdr/>
       <w:spacing/>
       <w:ind/>
@@ -5326,7 +5675,6 @@
         <w:lang w:val="en-US"/>
       </w:rPr>
     </w:pPr>
-    <w:r/>
     <w:r>
       <mc:AlternateContent>
         <mc:Choice Requires="wpg">
@@ -5412,11 +5760,6 @@
         </mc:Fallback>
       </mc:AlternateContent>
     </w:r>
-    <w:r/>
-    <w:r/>
-    <w:r/>
-    <w:r/>
-    <w:r/>
     <w:r>
       <w:rPr>
         <w:rFonts w:ascii="Segoe UI" w:hAnsi="Segoe UI" w:eastAsia="Segoe UI" w:cs="Segoe UI"/>
@@ -5460,12 +5803,10 @@
     </w:pPr>
     <w:r/>
     <w:r/>
-    <w:r/>
-    <w:r/>
   </w:p>
   <w:p>
     <w:pPr>
-      <w:pStyle w:val="1076"/>
+      <w:pStyle w:val="1064"/>
       <w:pBdr/>
       <w:spacing w:line="390" w:lineRule="exact"/>
       <w:ind w:left="154"/>
@@ -5480,7 +5821,6 @@
         <w:lang w:val="en-US"/>
       </w:rPr>
     </w:pPr>
-    <w:r/>
     <w:r>
       <w:rPr>
         <w:rFonts w:ascii="Segoe UI" w:hAnsi="Segoe UI" w:eastAsia="Segoe UI" w:cs="Segoe UI"/>
@@ -5517,7 +5857,7 @@
   </w:p>
   <w:p>
     <w:pPr>
-      <w:pStyle w:val="1086"/>
+      <w:pStyle w:val="1074"/>
       <w:pBdr/>
       <w:bidi w:val="false"/>
       <w:spacing/>
@@ -6224,9 +6564,9 @@
     <w:lsdException w:name="Bibliography" w:uiPriority="37"/>
     <w:lsdException w:name="TOC Heading" w:uiPriority="39" w:qFormat="1"/>
   </w:latentStyles>
-  <w:style w:type="table" w:styleId="883">
+  <w:style w:type="table" w:styleId="871">
     <w:name w:val="Table Grid Light"/>
-    <w:basedOn w:val="1064"/>
+    <w:basedOn w:val="1052"/>
     <w:uiPriority w:val="59"/>
     <w:pPr>
       <w:pBdr/>
@@ -6423,9 +6763,9 @@
       </w:tcPr>
     </w:tblStylePr>
   </w:style>
-  <w:style w:type="table" w:styleId="884">
+  <w:style w:type="table" w:styleId="872">
     <w:name w:val="Plain Table 1"/>
-    <w:basedOn w:val="1064"/>
+    <w:basedOn w:val="1052"/>
     <w:uiPriority w:val="59"/>
     <w:pPr>
       <w:pBdr/>
@@ -6648,9 +6988,9 @@
       </w:tcPr>
     </w:tblStylePr>
   </w:style>
-  <w:style w:type="table" w:styleId="885">
+  <w:style w:type="table" w:styleId="873">
     <w:name w:val="Plain Table 2"/>
-    <w:basedOn w:val="1064"/>
+    <w:basedOn w:val="1052"/>
     <w:uiPriority w:val="59"/>
     <w:pPr>
       <w:pBdr/>
@@ -6881,9 +7221,9 @@
       </w:tcPr>
     </w:tblStylePr>
   </w:style>
-  <w:style w:type="table" w:styleId="886">
+  <w:style w:type="table" w:styleId="874">
     <w:name w:val="Plain Table 3"/>
-    <w:basedOn w:val="1064"/>
+    <w:basedOn w:val="1052"/>
     <w:uiPriority w:val="99"/>
     <w:pPr>
       <w:pBdr/>
@@ -7111,9 +7451,9 @@
       </w:tcPr>
     </w:tblStylePr>
   </w:style>
-  <w:style w:type="table" w:styleId="887">
+  <w:style w:type="table" w:styleId="875">
     <w:name w:val="Plain Table 4"/>
-    <w:basedOn w:val="1064"/>
+    <w:basedOn w:val="1052"/>
     <w:uiPriority w:val="99"/>
     <w:pPr>
       <w:pBdr/>
@@ -7327,9 +7667,9 @@
       </w:tcPr>
     </w:tblStylePr>
   </w:style>
-  <w:style w:type="table" w:styleId="888">
+  <w:style w:type="table" w:styleId="876">
     <w:name w:val="Plain Table 5"/>
-    <w:basedOn w:val="1064"/>
+    <w:basedOn w:val="1052"/>
     <w:uiPriority w:val="99"/>
     <w:pPr>
       <w:pBdr/>
@@ -7560,9 +7900,9 @@
       </w:tcPr>
     </w:tblStylePr>
   </w:style>
-  <w:style w:type="table" w:styleId="889">
+  <w:style w:type="table" w:styleId="877">
     <w:name w:val="Grid Table 1 Light"/>
-    <w:basedOn w:val="1064"/>
+    <w:basedOn w:val="1052"/>
     <w:uiPriority w:val="99"/>
     <w:pPr>
       <w:pBdr/>
@@ -7783,9 +8123,9 @@
       </w:tcPr>
     </w:tblStylePr>
   </w:style>
-  <w:style w:type="table" w:styleId="890">
+  <w:style w:type="table" w:styleId="878">
     <w:name w:val="Grid Table 1 Light - Accent 1"/>
-    <w:basedOn w:val="1064"/>
+    <w:basedOn w:val="1052"/>
     <w:uiPriority w:val="99"/>
     <w:pPr>
       <w:pBdr/>
@@ -8006,9 +8346,9 @@
       </w:tcPr>
     </w:tblStylePr>
   </w:style>
-  <w:style w:type="table" w:styleId="891">
+  <w:style w:type="table" w:styleId="879">
     <w:name w:val="Grid Table 1 Light - Accent 2"/>
-    <w:basedOn w:val="1064"/>
+    <w:basedOn w:val="1052"/>
     <w:uiPriority w:val="99"/>
     <w:pPr>
       <w:pBdr/>
@@ -8229,9 +8569,9 @@
       </w:tcPr>
     </w:tblStylePr>
   </w:style>
-  <w:style w:type="table" w:styleId="892">
+  <w:style w:type="table" w:styleId="880">
     <w:name w:val="Grid Table 1 Light - Accent 3"/>
-    <w:basedOn w:val="1064"/>
+    <w:basedOn w:val="1052"/>
     <w:uiPriority w:val="99"/>
     <w:pPr>
       <w:pBdr/>
@@ -8452,9 +8792,9 @@
       </w:tcPr>
     </w:tblStylePr>
   </w:style>
-  <w:style w:type="table" w:styleId="893">
+  <w:style w:type="table" w:styleId="881">
     <w:name w:val="Grid Table 1 Light - Accent 4"/>
-    <w:basedOn w:val="1064"/>
+    <w:basedOn w:val="1052"/>
     <w:uiPriority w:val="99"/>
     <w:pPr>
       <w:pBdr/>
@@ -8675,9 +9015,9 @@
       </w:tcPr>
     </w:tblStylePr>
   </w:style>
-  <w:style w:type="table" w:styleId="894">
+  <w:style w:type="table" w:styleId="882">
     <w:name w:val="Grid Table 1 Light - Accent 5"/>
-    <w:basedOn w:val="1064"/>
+    <w:basedOn w:val="1052"/>
     <w:uiPriority w:val="99"/>
     <w:pPr>
       <w:pBdr/>
@@ -8898,9 +9238,9 @@
       </w:tcPr>
     </w:tblStylePr>
   </w:style>
-  <w:style w:type="table" w:styleId="895">
+  <w:style w:type="table" w:styleId="883">
     <w:name w:val="Grid Table 1 Light - Accent 6"/>
-    <w:basedOn w:val="1064"/>
+    <w:basedOn w:val="1052"/>
     <w:uiPriority w:val="99"/>
     <w:pPr>
       <w:pBdr/>
@@ -9121,9 +9461,9 @@
       </w:tcPr>
     </w:tblStylePr>
   </w:style>
-  <w:style w:type="table" w:styleId="896">
+  <w:style w:type="table" w:styleId="884">
     <w:name w:val="Grid Table 2"/>
-    <w:basedOn w:val="1064"/>
+    <w:basedOn w:val="1052"/>
     <w:uiPriority w:val="99"/>
     <w:pPr>
       <w:pBdr/>
@@ -9353,9 +9693,9 @@
       </w:tcPr>
     </w:tblStylePr>
   </w:style>
-  <w:style w:type="table" w:styleId="897">
+  <w:style w:type="table" w:styleId="885">
     <w:name w:val="Grid Table 2 - Accent 1"/>
-    <w:basedOn w:val="1064"/>
+    <w:basedOn w:val="1052"/>
     <w:uiPriority w:val="99"/>
     <w:pPr>
       <w:pBdr/>
@@ -9585,9 +9925,9 @@
       </w:tcPr>
     </w:tblStylePr>
   </w:style>
-  <w:style w:type="table" w:styleId="898">
+  <w:style w:type="table" w:styleId="886">
     <w:name w:val="Grid Table 2 - Accent 2"/>
-    <w:basedOn w:val="1064"/>
+    <w:basedOn w:val="1052"/>
     <w:uiPriority w:val="99"/>
     <w:pPr>
       <w:pBdr/>
@@ -9817,9 +10157,9 @@
       </w:tcPr>
     </w:tblStylePr>
   </w:style>
-  <w:style w:type="table" w:styleId="899">
+  <w:style w:type="table" w:styleId="887">
     <w:name w:val="Grid Table 2 - Accent 3"/>
-    <w:basedOn w:val="1064"/>
+    <w:basedOn w:val="1052"/>
     <w:uiPriority w:val="99"/>
     <w:pPr>
       <w:pBdr/>
@@ -10049,9 +10389,9 @@
       </w:tcPr>
     </w:tblStylePr>
   </w:style>
-  <w:style w:type="table" w:styleId="900">
+  <w:style w:type="table" w:styleId="888">
     <w:name w:val="Grid Table 2 - Accent 4"/>
-    <w:basedOn w:val="1064"/>
+    <w:basedOn w:val="1052"/>
     <w:uiPriority w:val="99"/>
     <w:pPr>
       <w:pBdr/>
@@ -10281,9 +10621,9 @@
       </w:tcPr>
     </w:tblStylePr>
   </w:style>
-  <w:style w:type="table" w:styleId="901">
+  <w:style w:type="table" w:styleId="889">
     <w:name w:val="Grid Table 2 - Accent 5"/>
-    <w:basedOn w:val="1064"/>
+    <w:basedOn w:val="1052"/>
     <w:uiPriority w:val="99"/>
     <w:pPr>
       <w:pBdr/>
@@ -10513,9 +10853,9 @@
       </w:tcPr>
     </w:tblStylePr>
   </w:style>
-  <w:style w:type="table" w:styleId="902">
+  <w:style w:type="table" w:styleId="890">
     <w:name w:val="Grid Table 2 - Accent 6"/>
-    <w:basedOn w:val="1064"/>
+    <w:basedOn w:val="1052"/>
     <w:uiPriority w:val="99"/>
     <w:pPr>
       <w:pBdr/>
@@ -10745,9 +11085,9 @@
       </w:tcPr>
     </w:tblStylePr>
   </w:style>
-  <w:style w:type="table" w:styleId="903">
+  <w:style w:type="table" w:styleId="891">
     <w:name w:val="Grid Table 3"/>
-    <w:basedOn w:val="1064"/>
+    <w:basedOn w:val="1052"/>
     <w:uiPriority w:val="99"/>
     <w:pPr>
       <w:pBdr/>
@@ -10990,9 +11330,9 @@
       </w:tcPr>
     </w:tblStylePr>
   </w:style>
-  <w:style w:type="table" w:styleId="904">
+  <w:style w:type="table" w:styleId="892">
     <w:name w:val="Grid Table 3 - Accent 1"/>
-    <w:basedOn w:val="1064"/>
+    <w:basedOn w:val="1052"/>
     <w:uiPriority w:val="99"/>
     <w:pPr>
       <w:pBdr/>
@@ -11235,9 +11575,9 @@
       </w:tcPr>
     </w:tblStylePr>
   </w:style>
-  <w:style w:type="table" w:styleId="905">
+  <w:style w:type="table" w:styleId="893">
     <w:name w:val="Grid Table 3 - Accent 2"/>
-    <w:basedOn w:val="1064"/>
+    <w:basedOn w:val="1052"/>
     <w:uiPriority w:val="99"/>
     <w:pPr>
       <w:pBdr/>
@@ -11480,9 +11820,9 @@
       </w:tcPr>
     </w:tblStylePr>
   </w:style>
-  <w:style w:type="table" w:styleId="906">
+  <w:style w:type="table" w:styleId="894">
     <w:name w:val="Grid Table 3 - Accent 3"/>
-    <w:basedOn w:val="1064"/>
+    <w:basedOn w:val="1052"/>
     <w:uiPriority w:val="99"/>
     <w:pPr>
       <w:pBdr/>
@@ -11725,9 +12065,9 @@
       </w:tcPr>
     </w:tblStylePr>
   </w:style>
-  <w:style w:type="table" w:styleId="907">
+  <w:style w:type="table" w:styleId="895">
     <w:name w:val="Grid Table 3 - Accent 4"/>
-    <w:basedOn w:val="1064"/>
+    <w:basedOn w:val="1052"/>
     <w:uiPriority w:val="99"/>
     <w:pPr>
       <w:pBdr/>
@@ -11970,9 +12310,9 @@
       </w:tcPr>
     </w:tblStylePr>
   </w:style>
-  <w:style w:type="table" w:styleId="908">
+  <w:style w:type="table" w:styleId="896">
     <w:name w:val="Grid Table 3 - Accent 5"/>
-    <w:basedOn w:val="1064"/>
+    <w:basedOn w:val="1052"/>
     <w:uiPriority w:val="99"/>
     <w:pPr>
       <w:pBdr/>
@@ -12215,9 +12555,9 @@
       </w:tcPr>
     </w:tblStylePr>
   </w:style>
-  <w:style w:type="table" w:styleId="909">
+  <w:style w:type="table" w:styleId="897">
     <w:name w:val="Grid Table 3 - Accent 6"/>
-    <w:basedOn w:val="1064"/>
+    <w:basedOn w:val="1052"/>
     <w:uiPriority w:val="99"/>
     <w:pPr>
       <w:pBdr/>
@@ -12460,9 +12800,9 @@
       </w:tcPr>
     </w:tblStylePr>
   </w:style>
-  <w:style w:type="table" w:styleId="910">
+  <w:style w:type="table" w:styleId="898">
     <w:name w:val="Grid Table 4"/>
-    <w:basedOn w:val="1064"/>
+    <w:basedOn w:val="1052"/>
     <w:uiPriority w:val="59"/>
     <w:pPr>
       <w:pBdr/>
@@ -12693,9 +13033,9 @@
       </w:tcPr>
     </w:tblStylePr>
   </w:style>
-  <w:style w:type="table" w:styleId="911">
+  <w:style w:type="table" w:styleId="899">
     <w:name w:val="Grid Table 4 - Accent 1"/>
-    <w:basedOn w:val="1064"/>
+    <w:basedOn w:val="1052"/>
     <w:uiPriority w:val="59"/>
     <w:pPr>
       <w:pBdr/>
@@ -12926,9 +13266,9 @@
       </w:tcPr>
     </w:tblStylePr>
   </w:style>
-  <w:style w:type="table" w:styleId="912">
+  <w:style w:type="table" w:styleId="900">
     <w:name w:val="Grid Table 4 - Accent 2"/>
-    <w:basedOn w:val="1064"/>
+    <w:basedOn w:val="1052"/>
     <w:uiPriority w:val="59"/>
     <w:pPr>
       <w:pBdr/>
@@ -13159,9 +13499,9 @@
       </w:tcPr>
     </w:tblStylePr>
   </w:style>
-  <w:style w:type="table" w:styleId="913">
+  <w:style w:type="table" w:styleId="901">
     <w:name w:val="Grid Table 4 - Accent 3"/>
-    <w:basedOn w:val="1064"/>
+    <w:basedOn w:val="1052"/>
     <w:uiPriority w:val="59"/>
     <w:pPr>
       <w:pBdr/>
@@ -13392,9 +13732,9 @@
       </w:tcPr>
     </w:tblStylePr>
   </w:style>
-  <w:style w:type="table" w:styleId="914">
+  <w:style w:type="table" w:styleId="902">
     <w:name w:val="Grid Table 4 - Accent 4"/>
-    <w:basedOn w:val="1064"/>
+    <w:basedOn w:val="1052"/>
     <w:uiPriority w:val="59"/>
     <w:pPr>
       <w:pBdr/>
@@ -13625,9 +13965,9 @@
       </w:tcPr>
     </w:tblStylePr>
   </w:style>
-  <w:style w:type="table" w:styleId="915">
+  <w:style w:type="table" w:styleId="903">
     <w:name w:val="Grid Table 4 - Accent 5"/>
-    <w:basedOn w:val="1064"/>
+    <w:basedOn w:val="1052"/>
     <w:uiPriority w:val="59"/>
     <w:pPr>
       <w:pBdr/>
@@ -13858,9 +14198,9 @@
       </w:tcPr>
     </w:tblStylePr>
   </w:style>
-  <w:style w:type="table" w:styleId="916">
+  <w:style w:type="table" w:styleId="904">
     <w:name w:val="Grid Table 4 - Accent 6"/>
-    <w:basedOn w:val="1064"/>
+    <w:basedOn w:val="1052"/>
     <w:uiPriority w:val="59"/>
     <w:pPr>
       <w:pBdr/>
@@ -14091,9 +14431,9 @@
       </w:tcPr>
     </w:tblStylePr>
   </w:style>
-  <w:style w:type="table" w:styleId="917">
+  <w:style w:type="table" w:styleId="905">
     <w:name w:val="Grid Table 5 Dark"/>
-    <w:basedOn w:val="1064"/>
+    <w:basedOn w:val="1052"/>
     <w:uiPriority w:val="99"/>
     <w:pPr>
       <w:pBdr/>
@@ -14319,9 +14659,9 @@
       </w:tcPr>
     </w:tblStylePr>
   </w:style>
-  <w:style w:type="table" w:styleId="918">
+  <w:style w:type="table" w:styleId="906">
     <w:name w:val="Grid Table 5 Dark- Accent 1"/>
-    <w:basedOn w:val="1064"/>
+    <w:basedOn w:val="1052"/>
     <w:uiPriority w:val="99"/>
     <w:pPr>
       <w:pBdr/>
@@ -14547,9 +14887,9 @@
       </w:tcPr>
     </w:tblStylePr>
   </w:style>
-  <w:style w:type="table" w:styleId="919">
+  <w:style w:type="table" w:styleId="907">
     <w:name w:val="Grid Table 5 Dark - Accent 2"/>
-    <w:basedOn w:val="1064"/>
+    <w:basedOn w:val="1052"/>
     <w:uiPriority w:val="99"/>
     <w:pPr>
       <w:pBdr/>
@@ -14775,9 +15115,9 @@
       </w:tcPr>
     </w:tblStylePr>
   </w:style>
-  <w:style w:type="table" w:styleId="920">
+  <w:style w:type="table" w:styleId="908">
     <w:name w:val="Grid Table 5 Dark - Accent 3"/>
-    <w:basedOn w:val="1064"/>
+    <w:basedOn w:val="1052"/>
     <w:uiPriority w:val="99"/>
     <w:pPr>
       <w:pBdr/>
@@ -15003,9 +15343,9 @@
       </w:tcPr>
     </w:tblStylePr>
   </w:style>
-  <w:style w:type="table" w:styleId="921">
+  <w:style w:type="table" w:styleId="909">
     <w:name w:val="Grid Table 5 Dark- Accent 4"/>
-    <w:basedOn w:val="1064"/>
+    <w:basedOn w:val="1052"/>
     <w:uiPriority w:val="99"/>
     <w:pPr>
       <w:pBdr/>
@@ -15231,9 +15571,9 @@
       </w:tcPr>
     </w:tblStylePr>
   </w:style>
-  <w:style w:type="table" w:styleId="922">
+  <w:style w:type="table" w:styleId="910">
     <w:name w:val="Grid Table 5 Dark - Accent 5"/>
-    <w:basedOn w:val="1064"/>
+    <w:basedOn w:val="1052"/>
     <w:uiPriority w:val="99"/>
     <w:pPr>
       <w:pBdr/>
@@ -15459,9 +15799,9 @@
       </w:tcPr>
     </w:tblStylePr>
   </w:style>
-  <w:style w:type="table" w:styleId="923">
+  <w:style w:type="table" w:styleId="911">
     <w:name w:val="Grid Table 5 Dark - Accent 6"/>
-    <w:basedOn w:val="1064"/>
+    <w:basedOn w:val="1052"/>
     <w:uiPriority w:val="99"/>
     <w:pPr>
       <w:pBdr/>
@@ -15687,9 +16027,9 @@
       </w:tcPr>
     </w:tblStylePr>
   </w:style>
-  <w:style w:type="table" w:styleId="924">
+  <w:style w:type="table" w:styleId="912">
     <w:name w:val="Grid Table 6 Colorful"/>
-    <w:basedOn w:val="1064"/>
+    <w:basedOn w:val="1052"/>
     <w:uiPriority w:val="99"/>
     <w:pPr>
       <w:pBdr/>
@@ -15917,9 +16257,9 @@
       </w:tcPr>
     </w:tblStylePr>
   </w:style>
-  <w:style w:type="table" w:styleId="925">
+  <w:style w:type="table" w:styleId="913">
     <w:name w:val="Grid Table 6 Colorful - Accent 1"/>
-    <w:basedOn w:val="1064"/>
+    <w:basedOn w:val="1052"/>
     <w:uiPriority w:val="99"/>
     <w:pPr>
       <w:pBdr/>
@@ -16147,9 +16487,9 @@
       </w:tcPr>
     </w:tblStylePr>
   </w:style>
-  <w:style w:type="table" w:styleId="926">
+  <w:style w:type="table" w:styleId="914">
     <w:name w:val="Grid Table 6 Colorful - Accent 2"/>
-    <w:basedOn w:val="1064"/>
+    <w:basedOn w:val="1052"/>
     <w:uiPriority w:val="99"/>
     <w:pPr>
       <w:pBdr/>
@@ -16377,9 +16717,9 @@
       </w:tcPr>
     </w:tblStylePr>
   </w:style>
-  <w:style w:type="table" w:styleId="927">
+  <w:style w:type="table" w:styleId="915">
     <w:name w:val="Grid Table 6 Colorful - Accent 3"/>
-    <w:basedOn w:val="1064"/>
+    <w:basedOn w:val="1052"/>
     <w:uiPriority w:val="99"/>
     <w:pPr>
       <w:pBdr/>
@@ -16607,9 +16947,9 @@
       </w:tcPr>
     </w:tblStylePr>
   </w:style>
-  <w:style w:type="table" w:styleId="928">
+  <w:style w:type="table" w:styleId="916">
     <w:name w:val="Grid Table 6 Colorful - Accent 4"/>
-    <w:basedOn w:val="1064"/>
+    <w:basedOn w:val="1052"/>
     <w:uiPriority w:val="99"/>
     <w:pPr>
       <w:pBdr/>
@@ -16837,9 +17177,9 @@
       </w:tcPr>
     </w:tblStylePr>
   </w:style>
-  <w:style w:type="table" w:styleId="929">
+  <w:style w:type="table" w:styleId="917">
     <w:name w:val="Grid Table 6 Colorful - Accent 5"/>
-    <w:basedOn w:val="1064"/>
+    <w:basedOn w:val="1052"/>
     <w:uiPriority w:val="99"/>
     <w:pPr>
       <w:pBdr/>
@@ -17067,9 +17407,9 @@
       </w:tcPr>
     </w:tblStylePr>
   </w:style>
-  <w:style w:type="table" w:styleId="930">
+  <w:style w:type="table" w:styleId="918">
     <w:name w:val="Grid Table 6 Colorful - Accent 6"/>
-    <w:basedOn w:val="1064"/>
+    <w:basedOn w:val="1052"/>
     <w:uiPriority w:val="99"/>
     <w:pPr>
       <w:pBdr/>
@@ -17297,9 +17637,9 @@
       </w:tcPr>
     </w:tblStylePr>
   </w:style>
-  <w:style w:type="table" w:styleId="931">
+  <w:style w:type="table" w:styleId="919">
     <w:name w:val="Grid Table 7 Colorful"/>
-    <w:basedOn w:val="1064"/>
+    <w:basedOn w:val="1052"/>
     <w:uiPriority w:val="99"/>
     <w:pPr>
       <w:pBdr/>
@@ -17551,9 +17891,9 @@
       </w:tcPr>
     </w:tblStylePr>
   </w:style>
-  <w:style w:type="table" w:styleId="932">
+  <w:style w:type="table" w:styleId="920">
     <w:name w:val="Grid Table 7 Colorful - Accent 1"/>
-    <w:basedOn w:val="1064"/>
+    <w:basedOn w:val="1052"/>
     <w:uiPriority w:val="99"/>
     <w:pPr>
       <w:pBdr/>
@@ -17805,9 +18145,9 @@
       </w:tcPr>
     </w:tblStylePr>
   </w:style>
-  <w:style w:type="table" w:styleId="933">
+  <w:style w:type="table" w:styleId="921">
     <w:name w:val="Grid Table 7 Colorful - Accent 2"/>
-    <w:basedOn w:val="1064"/>
+    <w:basedOn w:val="1052"/>
     <w:uiPriority w:val="99"/>
     <w:pPr>
       <w:pBdr/>
@@ -18059,9 +18399,9 @@
       </w:tcPr>
     </w:tblStylePr>
   </w:style>
-  <w:style w:type="table" w:styleId="934">
+  <w:style w:type="table" w:styleId="922">
     <w:name w:val="Grid Table 7 Colorful - Accent 3"/>
-    <w:basedOn w:val="1064"/>
+    <w:basedOn w:val="1052"/>
     <w:uiPriority w:val="99"/>
     <w:pPr>
       <w:pBdr/>
@@ -18313,9 +18653,9 @@
       </w:tcPr>
     </w:tblStylePr>
   </w:style>
-  <w:style w:type="table" w:styleId="935">
+  <w:style w:type="table" w:styleId="923">
     <w:name w:val="Grid Table 7 Colorful - Accent 4"/>
-    <w:basedOn w:val="1064"/>
+    <w:basedOn w:val="1052"/>
     <w:uiPriority w:val="99"/>
     <w:pPr>
       <w:pBdr/>
@@ -18567,9 +18907,9 @@
       </w:tcPr>
     </w:tblStylePr>
   </w:style>
-  <w:style w:type="table" w:styleId="936">
+  <w:style w:type="table" w:styleId="924">
     <w:name w:val="Grid Table 7 Colorful - Accent 5"/>
-    <w:basedOn w:val="1064"/>
+    <w:basedOn w:val="1052"/>
     <w:uiPriority w:val="99"/>
     <w:pPr>
       <w:pBdr/>
@@ -18821,9 +19161,9 @@
       </w:tcPr>
     </w:tblStylePr>
   </w:style>
-  <w:style w:type="table" w:styleId="937">
+  <w:style w:type="table" w:styleId="925">
     <w:name w:val="Grid Table 7 Colorful - Accent 6"/>
-    <w:basedOn w:val="1064"/>
+    <w:basedOn w:val="1052"/>
     <w:uiPriority w:val="99"/>
     <w:pPr>
       <w:pBdr/>
@@ -19075,9 +19415,9 @@
       </w:tcPr>
     </w:tblStylePr>
   </w:style>
-  <w:style w:type="table" w:styleId="938">
+  <w:style w:type="table" w:styleId="926">
     <w:name w:val="List Table 1 Light"/>
-    <w:basedOn w:val="1064"/>
+    <w:basedOn w:val="1052"/>
     <w:uiPriority w:val="99"/>
     <w:pPr>
       <w:pBdr/>
@@ -19291,9 +19631,9 @@
       </w:tcPr>
     </w:tblStylePr>
   </w:style>
-  <w:style w:type="table" w:styleId="939">
+  <w:style w:type="table" w:styleId="927">
     <w:name w:val="List Table 1 Light - Accent 1"/>
-    <w:basedOn w:val="1064"/>
+    <w:basedOn w:val="1052"/>
     <w:uiPriority w:val="99"/>
     <w:pPr>
       <w:pBdr/>
@@ -19507,9 +19847,9 @@
       </w:tcPr>
     </w:tblStylePr>
   </w:style>
-  <w:style w:type="table" w:styleId="940">
+  <w:style w:type="table" w:styleId="928">
     <w:name w:val="List Table 1 Light - Accent 2"/>
-    <w:basedOn w:val="1064"/>
+    <w:basedOn w:val="1052"/>
     <w:uiPriority w:val="99"/>
     <w:pPr>
       <w:pBdr/>
@@ -19723,9 +20063,9 @@
       </w:tcPr>
     </w:tblStylePr>
   </w:style>
-  <w:style w:type="table" w:styleId="941">
+  <w:style w:type="table" w:styleId="929">
     <w:name w:val="List Table 1 Light - Accent 3"/>
-    <w:basedOn w:val="1064"/>
+    <w:basedOn w:val="1052"/>
     <w:uiPriority w:val="99"/>
     <w:pPr>
       <w:pBdr/>
@@ -19939,9 +20279,9 @@
       </w:tcPr>
     </w:tblStylePr>
   </w:style>
-  <w:style w:type="table" w:styleId="942">
+  <w:style w:type="table" w:styleId="930">
     <w:name w:val="List Table 1 Light - Accent 4"/>
-    <w:basedOn w:val="1064"/>
+    <w:basedOn w:val="1052"/>
     <w:uiPriority w:val="99"/>
     <w:pPr>
       <w:pBdr/>
@@ -20155,9 +20495,9 @@
       </w:tcPr>
     </w:tblStylePr>
   </w:style>
-  <w:style w:type="table" w:styleId="943">
+  <w:style w:type="table" w:styleId="931">
     <w:name w:val="List Table 1 Light - Accent 5"/>
-    <w:basedOn w:val="1064"/>
+    <w:basedOn w:val="1052"/>
     <w:uiPriority w:val="99"/>
     <w:pPr>
       <w:pBdr/>
@@ -20371,9 +20711,9 @@
       </w:tcPr>
     </w:tblStylePr>
   </w:style>
-  <w:style w:type="table" w:styleId="944">
+  <w:style w:type="table" w:styleId="932">
     <w:name w:val="List Table 1 Light - Accent 6"/>
-    <w:basedOn w:val="1064"/>
+    <w:basedOn w:val="1052"/>
     <w:uiPriority w:val="99"/>
     <w:pPr>
       <w:pBdr/>
@@ -20587,9 +20927,9 @@
       </w:tcPr>
     </w:tblStylePr>
   </w:style>
-  <w:style w:type="table" w:styleId="945">
+  <w:style w:type="table" w:styleId="933">
     <w:name w:val="List Table 2"/>
-    <w:basedOn w:val="1064"/>
+    <w:basedOn w:val="1052"/>
     <w:uiPriority w:val="99"/>
     <w:pPr>
       <w:pBdr/>
@@ -20825,9 +21165,9 @@
       </w:tcPr>
     </w:tblStylePr>
   </w:style>
-  <w:style w:type="table" w:styleId="946">
+  <w:style w:type="table" w:styleId="934">
     <w:name w:val="List Table 2 - Accent 1"/>
-    <w:basedOn w:val="1064"/>
+    <w:basedOn w:val="1052"/>
     <w:uiPriority w:val="99"/>
     <w:pPr>
       <w:pBdr/>
@@ -21063,9 +21403,9 @@
       </w:tcPr>
     </w:tblStylePr>
   </w:style>
-  <w:style w:type="table" w:styleId="947">
+  <w:style w:type="table" w:styleId="935">
     <w:name w:val="List Table 2 - Accent 2"/>
-    <w:basedOn w:val="1064"/>
+    <w:basedOn w:val="1052"/>
     <w:uiPriority w:val="99"/>
     <w:pPr>
       <w:pBdr/>
@@ -21301,9 +21641,9 @@
       </w:tcPr>
     </w:tblStylePr>
   </w:style>
-  <w:style w:type="table" w:styleId="948">
+  <w:style w:type="table" w:styleId="936">
     <w:name w:val="List Table 2 - Accent 3"/>
-    <w:basedOn w:val="1064"/>
+    <w:basedOn w:val="1052"/>
     <w:uiPriority w:val="99"/>
     <w:pPr>
       <w:pBdr/>
@@ -21539,9 +21879,9 @@
       </w:tcPr>
     </w:tblStylePr>
   </w:style>
-  <w:style w:type="table" w:styleId="949">
+  <w:style w:type="table" w:styleId="937">
     <w:name w:val="List Table 2 - Accent 4"/>
-    <w:basedOn w:val="1064"/>
+    <w:basedOn w:val="1052"/>
     <w:uiPriority w:val="99"/>
     <w:pPr>
       <w:pBdr/>
@@ -21777,9 +22117,9 @@
       </w:tcPr>
     </w:tblStylePr>
   </w:style>
-  <w:style w:type="table" w:styleId="950">
+  <w:style w:type="table" w:styleId="938">
     <w:name w:val="List Table 2 - Accent 5"/>
-    <w:basedOn w:val="1064"/>
+    <w:basedOn w:val="1052"/>
     <w:uiPriority w:val="99"/>
     <w:pPr>
       <w:pBdr/>
@@ -22015,9 +22355,9 @@
       </w:tcPr>
     </w:tblStylePr>
   </w:style>
-  <w:style w:type="table" w:styleId="951">
+  <w:style w:type="table" w:styleId="939">
     <w:name w:val="List Table 2 - Accent 6"/>
-    <w:basedOn w:val="1064"/>
+    <w:basedOn w:val="1052"/>
     <w:uiPriority w:val="99"/>
     <w:pPr>
       <w:pBdr/>
@@ -22253,9 +22593,9 @@
       </w:tcPr>
     </w:tblStylePr>
   </w:style>
-  <w:style w:type="table" w:styleId="952">
+  <w:style w:type="table" w:styleId="940">
     <w:name w:val="List Table 3"/>
-    <w:basedOn w:val="1064"/>
+    <w:basedOn w:val="1052"/>
     <w:uiPriority w:val="99"/>
     <w:pPr>
       <w:pBdr/>
@@ -22481,9 +22821,9 @@
       </w:tcPr>
     </w:tblStylePr>
   </w:style>
-  <w:style w:type="table" w:styleId="953">
+  <w:style w:type="table" w:styleId="941">
     <w:name w:val="List Table 3 - Accent 1"/>
-    <w:basedOn w:val="1064"/>
+    <w:basedOn w:val="1052"/>
     <w:uiPriority w:val="99"/>
     <w:pPr>
       <w:pBdr/>
@@ -22709,9 +23049,9 @@
       </w:tcPr>
     </w:tblStylePr>
   </w:style>
-  <w:style w:type="table" w:styleId="954">
+  <w:style w:type="table" w:styleId="942">
     <w:name w:val="List Table 3 - Accent 2"/>
-    <w:basedOn w:val="1064"/>
+    <w:basedOn w:val="1052"/>
     <w:uiPriority w:val="99"/>
     <w:pPr>
       <w:pBdr/>
@@ -22937,9 +23277,9 @@
       </w:tcPr>
     </w:tblStylePr>
   </w:style>
-  <w:style w:type="table" w:styleId="955">
+  <w:style w:type="table" w:styleId="943">
     <w:name w:val="List Table 3 - Accent 3"/>
-    <w:basedOn w:val="1064"/>
+    <w:basedOn w:val="1052"/>
     <w:uiPriority w:val="99"/>
     <w:pPr>
       <w:pBdr/>
@@ -23165,9 +23505,9 @@
       </w:tcPr>
     </w:tblStylePr>
   </w:style>
-  <w:style w:type="table" w:styleId="956">
+  <w:style w:type="table" w:styleId="944">
     <w:name w:val="List Table 3 - Accent 4"/>
-    <w:basedOn w:val="1064"/>
+    <w:basedOn w:val="1052"/>
     <w:uiPriority w:val="99"/>
     <w:pPr>
       <w:pBdr/>
@@ -23393,9 +23733,9 @@
       </w:tcPr>
     </w:tblStylePr>
   </w:style>
-  <w:style w:type="table" w:styleId="957">
+  <w:style w:type="table" w:styleId="945">
     <w:name w:val="List Table 3 - Accent 5"/>
-    <w:basedOn w:val="1064"/>
+    <w:basedOn w:val="1052"/>
     <w:uiPriority w:val="99"/>
     <w:pPr>
       <w:pBdr/>
@@ -23621,9 +23961,9 @@
       </w:tcPr>
     </w:tblStylePr>
   </w:style>
-  <w:style w:type="table" w:styleId="958">
+  <w:style w:type="table" w:styleId="946">
     <w:name w:val="List Table 3 - Accent 6"/>
-    <w:basedOn w:val="1064"/>
+    <w:basedOn w:val="1052"/>
     <w:uiPriority w:val="99"/>
     <w:pPr>
       <w:pBdr/>
@@ -23849,9 +24189,9 @@
       </w:tcPr>
     </w:tblStylePr>
   </w:style>
-  <w:style w:type="table" w:styleId="959">
+  <w:style w:type="table" w:styleId="947">
     <w:name w:val="List Table 4"/>
-    <w:basedOn w:val="1064"/>
+    <w:basedOn w:val="1052"/>
     <w:uiPriority w:val="99"/>
     <w:pPr>
       <w:pBdr/>
@@ -24074,9 +24414,9 @@
       </w:tcPr>
     </w:tblStylePr>
   </w:style>
-  <w:style w:type="table" w:styleId="960">
+  <w:style w:type="table" w:styleId="948">
     <w:name w:val="List Table 4 - Accent 1"/>
-    <w:basedOn w:val="1064"/>
+    <w:basedOn w:val="1052"/>
     <w:uiPriority w:val="99"/>
     <w:pPr>
       <w:pBdr/>
@@ -24299,9 +24639,9 @@
       </w:tcPr>
     </w:tblStylePr>
   </w:style>
-  <w:style w:type="table" w:styleId="961">
+  <w:style w:type="table" w:styleId="949">
     <w:name w:val="List Table 4 - Accent 2"/>
-    <w:basedOn w:val="1064"/>
+    <w:basedOn w:val="1052"/>
     <w:uiPriority w:val="99"/>
     <w:pPr>
       <w:pBdr/>
@@ -24524,9 +24864,9 @@
       </w:tcPr>
     </w:tblStylePr>
   </w:style>
-  <w:style w:type="table" w:styleId="962">
+  <w:style w:type="table" w:styleId="950">
     <w:name w:val="List Table 4 - Accent 3"/>
-    <w:basedOn w:val="1064"/>
+    <w:basedOn w:val="1052"/>
     <w:uiPriority w:val="99"/>
     <w:pPr>
       <w:pBdr/>
@@ -24749,9 +25089,9 @@
       </w:tcPr>
     </w:tblStylePr>
   </w:style>
-  <w:style w:type="table" w:styleId="963">
+  <w:style w:type="table" w:styleId="951">
     <w:name w:val="List Table 4 - Accent 4"/>
-    <w:basedOn w:val="1064"/>
+    <w:basedOn w:val="1052"/>
     <w:uiPriority w:val="99"/>
     <w:pPr>
       <w:pBdr/>
@@ -24974,9 +25314,9 @@
       </w:tcPr>
     </w:tblStylePr>
   </w:style>
-  <w:style w:type="table" w:styleId="964">
+  <w:style w:type="table" w:styleId="952">
     <w:name w:val="List Table 4 - Accent 5"/>
-    <w:basedOn w:val="1064"/>
+    <w:basedOn w:val="1052"/>
     <w:uiPriority w:val="99"/>
     <w:pPr>
       <w:pBdr/>
@@ -25199,9 +25539,9 @@
       </w:tcPr>
     </w:tblStylePr>
   </w:style>
-  <w:style w:type="table" w:styleId="965">
+  <w:style w:type="table" w:styleId="953">
     <w:name w:val="List Table 4 - Accent 6"/>
-    <w:basedOn w:val="1064"/>
+    <w:basedOn w:val="1052"/>
     <w:uiPriority w:val="99"/>
     <w:pPr>
       <w:pBdr/>
@@ -25424,9 +25764,9 @@
       </w:tcPr>
     </w:tblStylePr>
   </w:style>
-  <w:style w:type="table" w:styleId="966">
+  <w:style w:type="table" w:styleId="954">
     <w:name w:val="List Table 5 Dark"/>
-    <w:basedOn w:val="1064"/>
+    <w:basedOn w:val="1052"/>
     <w:uiPriority w:val="99"/>
     <w:pPr>
       <w:pBdr/>
@@ -25666,9 +26006,9 @@
       </w:tcPr>
     </w:tblStylePr>
   </w:style>
-  <w:style w:type="table" w:styleId="967">
+  <w:style w:type="table" w:styleId="955">
     <w:name w:val="List Table 5 Dark - Accent 1"/>
-    <w:basedOn w:val="1064"/>
+    <w:basedOn w:val="1052"/>
     <w:uiPriority w:val="99"/>
     <w:pPr>
       <w:pBdr/>
@@ -25908,9 +26248,9 @@
       </w:tcPr>
     </w:tblStylePr>
   </w:style>
-  <w:style w:type="table" w:styleId="968">
+  <w:style w:type="table" w:styleId="956">
     <w:name w:val="List Table 5 Dark - Accent 2"/>
-    <w:basedOn w:val="1064"/>
+    <w:basedOn w:val="1052"/>
     <w:uiPriority w:val="99"/>
     <w:pPr>
       <w:pBdr/>
@@ -26150,9 +26490,9 @@
       </w:tcPr>
     </w:tblStylePr>
   </w:style>
-  <w:style w:type="table" w:styleId="969">
+  <w:style w:type="table" w:styleId="957">
     <w:name w:val="List Table 5 Dark - Accent 3"/>
-    <w:basedOn w:val="1064"/>
+    <w:basedOn w:val="1052"/>
     <w:uiPriority w:val="99"/>
     <w:pPr>
       <w:pBdr/>
@@ -26392,9 +26732,9 @@
       </w:tcPr>
     </w:tblStylePr>
   </w:style>
-  <w:style w:type="table" w:styleId="970">
+  <w:style w:type="table" w:styleId="958">
     <w:name w:val="List Table 5 Dark - Accent 4"/>
-    <w:basedOn w:val="1064"/>
+    <w:basedOn w:val="1052"/>
     <w:uiPriority w:val="99"/>
     <w:pPr>
       <w:pBdr/>
@@ -26634,9 +26974,9 @@
       </w:tcPr>
     </w:tblStylePr>
   </w:style>
-  <w:style w:type="table" w:styleId="971">
+  <w:style w:type="table" w:styleId="959">
     <w:name w:val="List Table 5 Dark - Accent 5"/>
-    <w:basedOn w:val="1064"/>
+    <w:basedOn w:val="1052"/>
     <w:uiPriority w:val="99"/>
     <w:pPr>
       <w:pBdr/>
@@ -26876,9 +27216,9 @@
       </w:tcPr>
     </w:tblStylePr>
   </w:style>
-  <w:style w:type="table" w:styleId="972">
+  <w:style w:type="table" w:styleId="960">
     <w:name w:val="List Table 5 Dark - Accent 6"/>
-    <w:basedOn w:val="1064"/>
+    <w:basedOn w:val="1052"/>
     <w:uiPriority w:val="99"/>
     <w:pPr>
       <w:pBdr/>
@@ -27118,9 +27458,9 @@
       </w:tcPr>
     </w:tblStylePr>
   </w:style>
-  <w:style w:type="table" w:styleId="973">
+  <w:style w:type="table" w:styleId="961">
     <w:name w:val="List Table 6 Colorful"/>
-    <w:basedOn w:val="1064"/>
+    <w:basedOn w:val="1052"/>
     <w:uiPriority w:val="99"/>
     <w:pPr>
       <w:pBdr/>
@@ -27341,9 +27681,9 @@
       </w:tcPr>
     </w:tblStylePr>
   </w:style>
-  <w:style w:type="table" w:styleId="974">
+  <w:style w:type="table" w:styleId="962">
     <w:name w:val="List Table 6 Colorful - Accent 1"/>
-    <w:basedOn w:val="1064"/>
+    <w:basedOn w:val="1052"/>
     <w:uiPriority w:val="99"/>
     <w:pPr>
       <w:pBdr/>
@@ -27564,9 +27904,9 @@
       </w:tcPr>
     </w:tblStylePr>
   </w:style>
-  <w:style w:type="table" w:styleId="975">
+  <w:style w:type="table" w:styleId="963">
     <w:name w:val="List Table 6 Colorful - Accent 2"/>
-    <w:basedOn w:val="1064"/>
+    <w:basedOn w:val="1052"/>
     <w:uiPriority w:val="99"/>
     <w:pPr>
       <w:pBdr/>
@@ -27787,9 +28127,9 @@
       </w:tcPr>
     </w:tblStylePr>
   </w:style>
-  <w:style w:type="table" w:styleId="976">
+  <w:style w:type="table" w:styleId="964">
     <w:name w:val="List Table 6 Colorful - Accent 3"/>
-    <w:basedOn w:val="1064"/>
+    <w:basedOn w:val="1052"/>
     <w:uiPriority w:val="99"/>
     <w:pPr>
       <w:pBdr/>
@@ -28010,9 +28350,9 @@
       </w:tcPr>
     </w:tblStylePr>
   </w:style>
-  <w:style w:type="table" w:styleId="977">
+  <w:style w:type="table" w:styleId="965">
     <w:name w:val="List Table 6 Colorful - Accent 4"/>
-    <w:basedOn w:val="1064"/>
+    <w:basedOn w:val="1052"/>
     <w:uiPriority w:val="99"/>
     <w:pPr>
       <w:pBdr/>
@@ -28233,9 +28573,9 @@
       </w:tcPr>
     </w:tblStylePr>
   </w:style>
-  <w:style w:type="table" w:styleId="978">
+  <w:style w:type="table" w:styleId="966">
     <w:name w:val="List Table 6 Colorful - Accent 5"/>
-    <w:basedOn w:val="1064"/>
+    <w:basedOn w:val="1052"/>
     <w:uiPriority w:val="99"/>
     <w:pPr>
       <w:pBdr/>
@@ -28456,9 +28796,9 @@
       </w:tcPr>
     </w:tblStylePr>
   </w:style>
-  <w:style w:type="table" w:styleId="979">
+  <w:style w:type="table" w:styleId="967">
     <w:name w:val="List Table 6 Colorful - Accent 6"/>
-    <w:basedOn w:val="1064"/>
+    <w:basedOn w:val="1052"/>
     <w:uiPriority w:val="99"/>
     <w:pPr>
       <w:pBdr/>
@@ -28679,9 +29019,9 @@
       </w:tcPr>
     </w:tblStylePr>
   </w:style>
-  <w:style w:type="table" w:styleId="980">
+  <w:style w:type="table" w:styleId="968">
     <w:name w:val="List Table 7 Colorful"/>
-    <w:basedOn w:val="1064"/>
+    <w:basedOn w:val="1052"/>
     <w:uiPriority w:val="99"/>
     <w:pPr>
       <w:pBdr/>
@@ -28935,9 +29275,9 @@
       </w:tcPr>
     </w:tblStylePr>
   </w:style>
-  <w:style w:type="table" w:styleId="981">
+  <w:style w:type="table" w:styleId="969">
     <w:name w:val="List Table 7 Colorful - Accent 1"/>
-    <w:basedOn w:val="1064"/>
+    <w:basedOn w:val="1052"/>
     <w:uiPriority w:val="99"/>
     <w:pPr>
       <w:pBdr/>
@@ -29191,9 +29531,9 @@
       </w:tcPr>
     </w:tblStylePr>
   </w:style>
-  <w:style w:type="table" w:styleId="982">
+  <w:style w:type="table" w:styleId="970">
     <w:name w:val="List Table 7 Colorful - Accent 2"/>
-    <w:basedOn w:val="1064"/>
+    <w:basedOn w:val="1052"/>
     <w:uiPriority w:val="99"/>
     <w:pPr>
       <w:pBdr/>
@@ -29447,9 +29787,9 @@
       </w:tcPr>
     </w:tblStylePr>
   </w:style>
-  <w:style w:type="table" w:styleId="983">
+  <w:style w:type="table" w:styleId="971">
     <w:name w:val="List Table 7 Colorful - Accent 3"/>
-    <w:basedOn w:val="1064"/>
+    <w:basedOn w:val="1052"/>
     <w:uiPriority w:val="99"/>
     <w:pPr>
       <w:pBdr/>
@@ -29703,9 +30043,9 @@
       </w:tcPr>
     </w:tblStylePr>
   </w:style>
-  <w:style w:type="table" w:styleId="984">
+  <w:style w:type="table" w:styleId="972">
     <w:name w:val="List Table 7 Colorful - Accent 4"/>
-    <w:basedOn w:val="1064"/>
+    <w:basedOn w:val="1052"/>
     <w:uiPriority w:val="99"/>
     <w:pPr>
       <w:pBdr/>
@@ -29959,9 +30299,9 @@
       </w:tcPr>
     </w:tblStylePr>
   </w:style>
-  <w:style w:type="table" w:styleId="985">
+  <w:style w:type="table" w:styleId="973">
     <w:name w:val="List Table 7 Colorful - Accent 5"/>
-    <w:basedOn w:val="1064"/>
+    <w:basedOn w:val="1052"/>
     <w:uiPriority w:val="99"/>
     <w:pPr>
       <w:pBdr/>
@@ -30215,9 +30555,9 @@
       </w:tcPr>
     </w:tblStylePr>
   </w:style>
-  <w:style w:type="table" w:styleId="986">
+  <w:style w:type="table" w:styleId="974">
     <w:name w:val="List Table 7 Colorful - Accent 6"/>
-    <w:basedOn w:val="1064"/>
+    <w:basedOn w:val="1052"/>
     <w:uiPriority w:val="99"/>
     <w:pPr>
       <w:pBdr/>
@@ -30471,9 +30811,9 @@
       </w:tcPr>
     </w:tblStylePr>
   </w:style>
-  <w:style w:type="table" w:styleId="987">
+  <w:style w:type="table" w:styleId="975">
     <w:name w:val="Lined - Accent"/>
-    <w:basedOn w:val="1064"/>
+    <w:basedOn w:val="1052"/>
     <w:uiPriority w:val="99"/>
     <w:pPr>
       <w:pBdr/>
@@ -30708,9 +31048,9 @@
       </w:tcPr>
     </w:tblStylePr>
   </w:style>
-  <w:style w:type="table" w:styleId="988">
+  <w:style w:type="table" w:styleId="976">
     <w:name w:val="Lined - Accent 1"/>
-    <w:basedOn w:val="1064"/>
+    <w:basedOn w:val="1052"/>
     <w:uiPriority w:val="99"/>
     <w:pPr>
       <w:pBdr/>
@@ -30945,9 +31285,9 @@
       </w:tcPr>
     </w:tblStylePr>
   </w:style>
-  <w:style w:type="table" w:styleId="989">
+  <w:style w:type="table" w:styleId="977">
     <w:name w:val="Lined - Accent 2"/>
-    <w:basedOn w:val="1064"/>
+    <w:basedOn w:val="1052"/>
     <w:uiPriority w:val="99"/>
     <w:pPr>
       <w:pBdr/>
@@ -31182,9 +31522,9 @@
       </w:tcPr>
     </w:tblStylePr>
   </w:style>
-  <w:style w:type="table" w:styleId="990">
+  <w:style w:type="table" w:styleId="978">
     <w:name w:val="Lined - Accent 3"/>
-    <w:basedOn w:val="1064"/>
+    <w:basedOn w:val="1052"/>
     <w:uiPriority w:val="99"/>
     <w:pPr>
       <w:pBdr/>
@@ -31419,9 +31759,9 @@
       </w:tcPr>
     </w:tblStylePr>
   </w:style>
-  <w:style w:type="table" w:styleId="991">
+  <w:style w:type="table" w:styleId="979">
     <w:name w:val="Lined - Accent 4"/>
-    <w:basedOn w:val="1064"/>
+    <w:basedOn w:val="1052"/>
     <w:uiPriority w:val="99"/>
     <w:pPr>
       <w:pBdr/>
@@ -31656,9 +31996,9 @@
       </w:tcPr>
     </w:tblStylePr>
   </w:style>
-  <w:style w:type="table" w:styleId="992">
+  <w:style w:type="table" w:styleId="980">
     <w:name w:val="Lined - Accent 5"/>
-    <w:basedOn w:val="1064"/>
+    <w:basedOn w:val="1052"/>
     <w:uiPriority w:val="99"/>
     <w:pPr>
       <w:pBdr/>
@@ -31893,9 +32233,9 @@
       </w:tcPr>
     </w:tblStylePr>
   </w:style>
-  <w:style w:type="table" w:styleId="993">
+  <w:style w:type="table" w:styleId="981">
     <w:name w:val="Lined - Accent 6"/>
-    <w:basedOn w:val="1064"/>
+    <w:basedOn w:val="1052"/>
     <w:uiPriority w:val="99"/>
     <w:pPr>
       <w:pBdr/>
@@ -32130,9 +32470,9 @@
       </w:tcPr>
     </w:tblStylePr>
   </w:style>
-  <w:style w:type="table" w:styleId="994">
+  <w:style w:type="table" w:styleId="982">
     <w:name w:val="Bordered &amp; Lined - Accent"/>
-    <w:basedOn w:val="1064"/>
+    <w:basedOn w:val="1052"/>
     <w:uiPriority w:val="99"/>
     <w:pPr>
       <w:pBdr/>
@@ -32374,9 +32714,9 @@
       </w:tcPr>
     </w:tblStylePr>
   </w:style>
-  <w:style w:type="table" w:styleId="995">
+  <w:style w:type="table" w:styleId="983">
     <w:name w:val="Bordered &amp; Lined - Accent 1"/>
-    <w:basedOn w:val="1064"/>
+    <w:basedOn w:val="1052"/>
     <w:uiPriority w:val="99"/>
     <w:pPr>
       <w:pBdr/>
@@ -32618,9 +32958,9 @@
       </w:tcPr>
     </w:tblStylePr>
   </w:style>
-  <w:style w:type="table" w:styleId="996">
+  <w:style w:type="table" w:styleId="984">
     <w:name w:val="Bordered &amp; Lined - Accent 2"/>
-    <w:basedOn w:val="1064"/>
+    <w:basedOn w:val="1052"/>
     <w:uiPriority w:val="99"/>
     <w:pPr>
       <w:pBdr/>
@@ -32862,9 +33202,9 @@
       </w:tcPr>
     </w:tblStylePr>
   </w:style>
-  <w:style w:type="table" w:styleId="997">
+  <w:style w:type="table" w:styleId="985">
     <w:name w:val="Bordered &amp; Lined - Accent 3"/>
-    <w:basedOn w:val="1064"/>
+    <w:basedOn w:val="1052"/>
     <w:uiPriority w:val="99"/>
     <w:pPr>
       <w:pBdr/>
@@ -33106,9 +33446,9 @@
       </w:tcPr>
     </w:tblStylePr>
   </w:style>
-  <w:style w:type="table" w:styleId="998">
+  <w:style w:type="table" w:styleId="986">
     <w:name w:val="Bordered &amp; Lined - Accent 4"/>
-    <w:basedOn w:val="1064"/>
+    <w:basedOn w:val="1052"/>
     <w:uiPriority w:val="99"/>
     <w:pPr>
       <w:pBdr/>
@@ -33350,9 +33690,9 @@
       </w:tcPr>
     </w:tblStylePr>
   </w:style>
-  <w:style w:type="table" w:styleId="999">
+  <w:style w:type="table" w:styleId="987">
     <w:name w:val="Bordered &amp; Lined - Accent 5"/>
-    <w:basedOn w:val="1064"/>
+    <w:basedOn w:val="1052"/>
     <w:uiPriority w:val="99"/>
     <w:pPr>
       <w:pBdr/>
@@ -33594,9 +33934,9 @@
       </w:tcPr>
     </w:tblStylePr>
   </w:style>
-  <w:style w:type="table" w:styleId="1000">
+  <w:style w:type="table" w:styleId="988">
     <w:name w:val="Bordered &amp; Lined - Accent 6"/>
-    <w:basedOn w:val="1064"/>
+    <w:basedOn w:val="1052"/>
     <w:uiPriority w:val="99"/>
     <w:pPr>
       <w:pBdr/>
@@ -33838,9 +34178,9 @@
       </w:tcPr>
     </w:tblStylePr>
   </w:style>
-  <w:style w:type="table" w:styleId="1001">
+  <w:style w:type="table" w:styleId="989">
     <w:name w:val="Bordered"/>
-    <w:basedOn w:val="1064"/>
+    <w:basedOn w:val="1052"/>
     <w:uiPriority w:val="99"/>
     <w:pPr>
       <w:pBdr/>
@@ -34069,9 +34409,9 @@
       </w:tcPr>
     </w:tblStylePr>
   </w:style>
-  <w:style w:type="table" w:styleId="1002">
+  <w:style w:type="table" w:styleId="990">
     <w:name w:val="Bordered - Accent 1"/>
-    <w:basedOn w:val="1064"/>
+    <w:basedOn w:val="1052"/>
     <w:uiPriority w:val="99"/>
     <w:pPr>
       <w:pBdr/>
@@ -34300,9 +34640,9 @@
       </w:tcPr>
     </w:tblStylePr>
   </w:style>
-  <w:style w:type="table" w:styleId="1003">
+  <w:style w:type="table" w:styleId="991">
     <w:name w:val="Bordered - Accent 2"/>
-    <w:basedOn w:val="1064"/>
+    <w:basedOn w:val="1052"/>
     <w:uiPriority w:val="99"/>
     <w:pPr>
       <w:pBdr/>
@@ -34531,9 +34871,9 @@
       </w:tcPr>
     </w:tblStylePr>
   </w:style>
-  <w:style w:type="table" w:styleId="1004">
+  <w:style w:type="table" w:styleId="992">
     <w:name w:val="Bordered - Accent 3"/>
-    <w:basedOn w:val="1064"/>
+    <w:basedOn w:val="1052"/>
     <w:uiPriority w:val="99"/>
     <w:pPr>
       <w:pBdr/>
@@ -34762,9 +35102,9 @@
       </w:tcPr>
     </w:tblStylePr>
   </w:style>
-  <w:style w:type="table" w:styleId="1005">
+  <w:style w:type="table" w:styleId="993">
     <w:name w:val="Bordered - Accent 4"/>
-    <w:basedOn w:val="1064"/>
+    <w:basedOn w:val="1052"/>
     <w:uiPriority w:val="99"/>
     <w:pPr>
       <w:pBdr/>
@@ -34993,9 +35333,9 @@
       </w:tcPr>
     </w:tblStylePr>
   </w:style>
-  <w:style w:type="table" w:styleId="1006">
+  <w:style w:type="table" w:styleId="994">
     <w:name w:val="Bordered - Accent 5"/>
-    <w:basedOn w:val="1064"/>
+    <w:basedOn w:val="1052"/>
     <w:uiPriority w:val="99"/>
     <w:pPr>
       <w:pBdr/>
@@ -35224,9 +35564,9 @@
       </w:tcPr>
     </w:tblStylePr>
   </w:style>
-  <w:style w:type="table" w:styleId="1007">
+  <w:style w:type="table" w:styleId="995">
     <w:name w:val="Bordered - Accent 6"/>
-    <w:basedOn w:val="1064"/>
+    <w:basedOn w:val="1052"/>
     <w:uiPriority w:val="99"/>
     <w:pPr>
       <w:pBdr/>
@@ -35455,11 +35795,11 @@
       </w:tcPr>
     </w:tblStylePr>
   </w:style>
-  <w:style w:type="paragraph" w:styleId="1008">
+  <w:style w:type="paragraph" w:styleId="996">
     <w:name w:val="Heading 1"/>
-    <w:basedOn w:val="1061"/>
-    <w:next w:val="1061"/>
-    <w:link w:val="1016"/>
+    <w:basedOn w:val="1049"/>
+    <w:next w:val="1049"/>
+    <w:link w:val="1004"/>
     <w:uiPriority w:val="9"/>
     <w:qFormat/>
     <w:pPr>
@@ -35477,11 +35817,11 @@
       <w:szCs w:val="40"/>
     </w:rPr>
   </w:style>
-  <w:style w:type="paragraph" w:styleId="1009">
+  <w:style w:type="paragraph" w:styleId="997">
     <w:name w:val="Heading 2"/>
-    <w:basedOn w:val="1061"/>
-    <w:next w:val="1061"/>
-    <w:link w:val="1017"/>
+    <w:basedOn w:val="1049"/>
+    <w:next w:val="1049"/>
+    <w:link w:val="1005"/>
     <w:uiPriority w:val="9"/>
     <w:unhideWhenUsed/>
     <w:qFormat/>
@@ -35500,11 +35840,11 @@
       <w:szCs w:val="32"/>
     </w:rPr>
   </w:style>
-  <w:style w:type="paragraph" w:styleId="1010">
+  <w:style w:type="paragraph" w:styleId="998">
     <w:name w:val="Heading 3"/>
-    <w:basedOn w:val="1061"/>
-    <w:next w:val="1061"/>
-    <w:link w:val="1018"/>
+    <w:basedOn w:val="1049"/>
+    <w:next w:val="1049"/>
+    <w:link w:val="1006"/>
     <w:uiPriority w:val="9"/>
     <w:unhideWhenUsed/>
     <w:qFormat/>
@@ -35523,11 +35863,11 @@
       <w:szCs w:val="28"/>
     </w:rPr>
   </w:style>
-  <w:style w:type="paragraph" w:styleId="1011">
+  <w:style w:type="paragraph" w:styleId="999">
     <w:name w:val="Heading 4"/>
-    <w:basedOn w:val="1061"/>
-    <w:next w:val="1061"/>
-    <w:link w:val="1019"/>
+    <w:basedOn w:val="1049"/>
+    <w:next w:val="1049"/>
+    <w:link w:val="1007"/>
     <w:uiPriority w:val="9"/>
     <w:unhideWhenUsed/>
     <w:qFormat/>
@@ -35546,11 +35886,11 @@
       <w:color w:val="0f4761" w:themeColor="accent1" w:themeShade="BF"/>
     </w:rPr>
   </w:style>
-  <w:style w:type="paragraph" w:styleId="1012">
+  <w:style w:type="paragraph" w:styleId="1000">
     <w:name w:val="Heading 5"/>
-    <w:basedOn w:val="1061"/>
-    <w:next w:val="1061"/>
-    <w:link w:val="1020"/>
+    <w:basedOn w:val="1049"/>
+    <w:next w:val="1049"/>
+    <w:link w:val="1008"/>
     <w:uiPriority w:val="9"/>
     <w:unhideWhenUsed/>
     <w:qFormat/>
@@ -35567,11 +35907,11 @@
       <w:color w:val="0f4761" w:themeColor="accent1" w:themeShade="BF"/>
     </w:rPr>
   </w:style>
-  <w:style w:type="paragraph" w:styleId="1013">
+  <w:style w:type="paragraph" w:styleId="1001">
     <w:name w:val="Heading 7"/>
-    <w:basedOn w:val="1061"/>
-    <w:next w:val="1061"/>
-    <w:link w:val="1022"/>
+    <w:basedOn w:val="1049"/>
+    <w:next w:val="1049"/>
+    <w:link w:val="1010"/>
     <w:uiPriority w:val="9"/>
     <w:unhideWhenUsed/>
     <w:qFormat/>
@@ -35588,11 +35928,11 @@
       <w:color w:val="595959" w:themeColor="text1" w:themeTint="A6"/>
     </w:rPr>
   </w:style>
-  <w:style w:type="paragraph" w:styleId="1014">
+  <w:style w:type="paragraph" w:styleId="1002">
     <w:name w:val="Heading 8"/>
-    <w:basedOn w:val="1061"/>
-    <w:next w:val="1061"/>
-    <w:link w:val="1023"/>
+    <w:basedOn w:val="1049"/>
+    <w:next w:val="1049"/>
+    <w:link w:val="1011"/>
     <w:uiPriority w:val="9"/>
     <w:unhideWhenUsed/>
     <w:qFormat/>
@@ -35611,11 +35951,11 @@
       <w:color w:val="272727" w:themeColor="text1" w:themeTint="D8"/>
     </w:rPr>
   </w:style>
-  <w:style w:type="paragraph" w:styleId="1015">
+  <w:style w:type="paragraph" w:styleId="1003">
     <w:name w:val="Heading 9"/>
-    <w:basedOn w:val="1061"/>
-    <w:next w:val="1061"/>
-    <w:link w:val="1024"/>
+    <w:basedOn w:val="1049"/>
+    <w:next w:val="1049"/>
+    <w:link w:val="1012"/>
     <w:uiPriority w:val="9"/>
     <w:unhideWhenUsed/>
     <w:qFormat/>
@@ -35634,10 +35974,10 @@
       <w:color w:val="272727" w:themeColor="text1" w:themeTint="D8"/>
     </w:rPr>
   </w:style>
-  <w:style w:type="character" w:styleId="1016">
+  <w:style w:type="character" w:styleId="1004">
     <w:name w:val="Heading 1 Char"/>
-    <w:basedOn w:val="1063"/>
-    <w:link w:val="1008"/>
+    <w:basedOn w:val="1051"/>
+    <w:link w:val="996"/>
     <w:uiPriority w:val="9"/>
     <w:pPr>
       <w:pBdr/>
@@ -35651,10 +35991,10 @@
       <w:szCs w:val="40"/>
     </w:rPr>
   </w:style>
-  <w:style w:type="character" w:styleId="1017">
+  <w:style w:type="character" w:styleId="1005">
     <w:name w:val="Heading 2 Char"/>
-    <w:basedOn w:val="1063"/>
-    <w:link w:val="1009"/>
+    <w:basedOn w:val="1051"/>
+    <w:link w:val="997"/>
     <w:uiPriority w:val="9"/>
     <w:pPr>
       <w:pBdr/>
@@ -35668,10 +36008,10 @@
       <w:szCs w:val="32"/>
     </w:rPr>
   </w:style>
-  <w:style w:type="character" w:styleId="1018">
+  <w:style w:type="character" w:styleId="1006">
     <w:name w:val="Heading 3 Char"/>
-    <w:basedOn w:val="1063"/>
-    <w:link w:val="1010"/>
+    <w:basedOn w:val="1051"/>
+    <w:link w:val="998"/>
     <w:uiPriority w:val="9"/>
     <w:pPr>
       <w:pBdr/>
@@ -35685,10 +36025,10 @@
       <w:szCs w:val="28"/>
     </w:rPr>
   </w:style>
-  <w:style w:type="character" w:styleId="1019">
+  <w:style w:type="character" w:styleId="1007">
     <w:name w:val="Heading 4 Char"/>
-    <w:basedOn w:val="1063"/>
-    <w:link w:val="1011"/>
+    <w:basedOn w:val="1051"/>
+    <w:link w:val="999"/>
     <w:uiPriority w:val="9"/>
     <w:pPr>
       <w:pBdr/>
@@ -35702,10 +36042,10 @@
       <w:color w:val="0f4761" w:themeColor="accent1" w:themeShade="BF"/>
     </w:rPr>
   </w:style>
-  <w:style w:type="character" w:styleId="1020">
+  <w:style w:type="character" w:styleId="1008">
     <w:name w:val="Heading 5 Char"/>
-    <w:basedOn w:val="1063"/>
-    <w:link w:val="1012"/>
+    <w:basedOn w:val="1051"/>
+    <w:link w:val="1000"/>
     <w:uiPriority w:val="9"/>
     <w:pPr>
       <w:pBdr/>
@@ -35717,10 +36057,10 @@
       <w:color w:val="0f4761" w:themeColor="accent1" w:themeShade="BF"/>
     </w:rPr>
   </w:style>
-  <w:style w:type="character" w:styleId="1021">
+  <w:style w:type="character" w:styleId="1009">
     <w:name w:val="Heading 6 Char"/>
-    <w:basedOn w:val="1063"/>
-    <w:link w:val="1062"/>
+    <w:basedOn w:val="1051"/>
+    <w:link w:val="1050"/>
     <w:uiPriority w:val="9"/>
     <w:pPr>
       <w:pBdr/>
@@ -35734,10 +36074,10 @@
       <w:color w:val="595959" w:themeColor="text1" w:themeTint="A6"/>
     </w:rPr>
   </w:style>
-  <w:style w:type="character" w:styleId="1022">
+  <w:style w:type="character" w:styleId="1010">
     <w:name w:val="Heading 7 Char"/>
-    <w:basedOn w:val="1063"/>
-    <w:link w:val="1013"/>
+    <w:basedOn w:val="1051"/>
+    <w:link w:val="1001"/>
     <w:uiPriority w:val="9"/>
     <w:pPr>
       <w:pBdr/>
@@ -35749,10 +36089,10 @@
       <w:color w:val="595959" w:themeColor="text1" w:themeTint="A6"/>
     </w:rPr>
   </w:style>
-  <w:style w:type="character" w:styleId="1023">
+  <w:style w:type="character" w:styleId="1011">
     <w:name w:val="Heading 8 Char"/>
-    <w:basedOn w:val="1063"/>
-    <w:link w:val="1014"/>
+    <w:basedOn w:val="1051"/>
+    <w:link w:val="1002"/>
     <w:uiPriority w:val="9"/>
     <w:pPr>
       <w:pBdr/>
@@ -35766,10 +36106,10 @@
       <w:color w:val="272727" w:themeColor="text1" w:themeTint="D8"/>
     </w:rPr>
   </w:style>
-  <w:style w:type="character" w:styleId="1024">
+  <w:style w:type="character" w:styleId="1012">
     <w:name w:val="Heading 9 Char"/>
-    <w:basedOn w:val="1063"/>
-    <w:link w:val="1015"/>
+    <w:basedOn w:val="1051"/>
+    <w:link w:val="1003"/>
     <w:uiPriority w:val="9"/>
     <w:pPr>
       <w:pBdr/>
@@ -35783,10 +36123,10 @@
       <w:color w:val="272727" w:themeColor="text1" w:themeTint="D8"/>
     </w:rPr>
   </w:style>
-  <w:style w:type="character" w:styleId="1025">
+  <w:style w:type="character" w:styleId="1013">
     <w:name w:val="Title Char"/>
-    <w:basedOn w:val="1063"/>
-    <w:link w:val="1081"/>
+    <w:basedOn w:val="1051"/>
+    <w:link w:val="1069"/>
     <w:uiPriority w:val="10"/>
     <w:pPr>
       <w:pBdr/>
@@ -35800,11 +36140,11 @@
       <w:szCs w:val="56"/>
     </w:rPr>
   </w:style>
-  <w:style w:type="paragraph" w:styleId="1026">
+  <w:style w:type="paragraph" w:styleId="1014">
     <w:name w:val="Subtitle"/>
-    <w:basedOn w:val="1061"/>
-    <w:next w:val="1061"/>
-    <w:link w:val="1027"/>
+    <w:basedOn w:val="1049"/>
+    <w:next w:val="1049"/>
+    <w:link w:val="1015"/>
     <w:uiPriority w:val="11"/>
     <w:qFormat/>
     <w:pPr>
@@ -35822,10 +36162,10 @@
       <w:szCs w:val="28"/>
     </w:rPr>
   </w:style>
-  <w:style w:type="character" w:styleId="1027">
+  <w:style w:type="character" w:styleId="1015">
     <w:name w:val="Subtitle Char"/>
-    <w:basedOn w:val="1063"/>
-    <w:link w:val="1026"/>
+    <w:basedOn w:val="1051"/>
+    <w:link w:val="1014"/>
     <w:uiPriority w:val="11"/>
     <w:pPr>
       <w:pBdr/>
@@ -35839,11 +36179,11 @@
       <w:szCs w:val="28"/>
     </w:rPr>
   </w:style>
-  <w:style w:type="paragraph" w:styleId="1028">
+  <w:style w:type="paragraph" w:styleId="1016">
     <w:name w:val="Quote"/>
-    <w:basedOn w:val="1061"/>
-    <w:next w:val="1061"/>
-    <w:link w:val="1029"/>
+    <w:basedOn w:val="1049"/>
+    <w:next w:val="1049"/>
+    <w:link w:val="1017"/>
     <w:uiPriority w:val="29"/>
     <w:qFormat/>
     <w:pPr>
@@ -35858,10 +36198,10 @@
       <w:color w:val="404040" w:themeColor="text1" w:themeTint="BF"/>
     </w:rPr>
   </w:style>
-  <w:style w:type="character" w:styleId="1029">
+  <w:style w:type="character" w:styleId="1017">
     <w:name w:val="Quote Char"/>
-    <w:basedOn w:val="1063"/>
-    <w:link w:val="1028"/>
+    <w:basedOn w:val="1051"/>
+    <w:link w:val="1016"/>
     <w:uiPriority w:val="29"/>
     <w:pPr>
       <w:pBdr/>
@@ -35874,9 +36214,9 @@
       <w:color w:val="404040" w:themeColor="text1" w:themeTint="BF"/>
     </w:rPr>
   </w:style>
-  <w:style w:type="character" w:styleId="1030">
+  <w:style w:type="character" w:styleId="1018">
     <w:name w:val="Intense Emphasis"/>
-    <w:basedOn w:val="1063"/>
+    <w:basedOn w:val="1051"/>
     <w:uiPriority w:val="21"/>
     <w:qFormat/>
     <w:pPr>
@@ -35890,11 +36230,11 @@
       <w:color w:val="0f4761" w:themeColor="accent1" w:themeShade="BF"/>
     </w:rPr>
   </w:style>
-  <w:style w:type="paragraph" w:styleId="1031">
+  <w:style w:type="paragraph" w:styleId="1019">
     <w:name w:val="Intense Quote"/>
-    <w:basedOn w:val="1061"/>
-    <w:next w:val="1061"/>
-    <w:link w:val="1032"/>
+    <w:basedOn w:val="1049"/>
+    <w:next w:val="1049"/>
+    <w:link w:val="1020"/>
     <w:uiPriority w:val="30"/>
     <w:qFormat/>
     <w:pPr>
@@ -35912,10 +36252,10 @@
       <w:color w:val="0f4761" w:themeColor="accent1" w:themeShade="BF"/>
     </w:rPr>
   </w:style>
-  <w:style w:type="character" w:styleId="1032">
+  <w:style w:type="character" w:styleId="1020">
     <w:name w:val="Intense Quote Char"/>
-    <w:basedOn w:val="1063"/>
-    <w:link w:val="1031"/>
+    <w:basedOn w:val="1051"/>
+    <w:link w:val="1019"/>
     <w:uiPriority w:val="30"/>
     <w:pPr>
       <w:pBdr/>
@@ -35928,9 +36268,9 @@
       <w:color w:val="0f4761" w:themeColor="accent1" w:themeShade="BF"/>
     </w:rPr>
   </w:style>
-  <w:style w:type="character" w:styleId="1033">
+  <w:style w:type="character" w:styleId="1021">
     <w:name w:val="Intense Reference"/>
-    <w:basedOn w:val="1063"/>
+    <w:basedOn w:val="1051"/>
     <w:uiPriority w:val="32"/>
     <w:qFormat/>
     <w:pPr>
@@ -35946,9 +36286,9 @@
       <w:spacing w:val="5"/>
     </w:rPr>
   </w:style>
-  <w:style w:type="paragraph" w:styleId="1034">
+  <w:style w:type="paragraph" w:styleId="1022">
     <w:name w:val="No Spacing"/>
-    <w:basedOn w:val="1061"/>
+    <w:basedOn w:val="1049"/>
     <w:uiPriority w:val="1"/>
     <w:qFormat/>
     <w:pPr>
@@ -35957,9 +36297,9 @@
       <w:ind/>
     </w:pPr>
   </w:style>
-  <w:style w:type="character" w:styleId="1035">
+  <w:style w:type="character" w:styleId="1023">
     <w:name w:val="Subtle Emphasis"/>
-    <w:basedOn w:val="1063"/>
+    <w:basedOn w:val="1051"/>
     <w:uiPriority w:val="19"/>
     <w:qFormat/>
     <w:pPr>
@@ -35973,9 +36313,9 @@
       <w:color w:val="404040" w:themeColor="text1" w:themeTint="BF"/>
     </w:rPr>
   </w:style>
-  <w:style w:type="character" w:styleId="1036">
+  <w:style w:type="character" w:styleId="1024">
     <w:name w:val="Emphasis"/>
-    <w:basedOn w:val="1063"/>
+    <w:basedOn w:val="1051"/>
     <w:uiPriority w:val="20"/>
     <w:qFormat/>
     <w:pPr>
@@ -35988,9 +36328,9 @@
       <w:iCs/>
     </w:rPr>
   </w:style>
-  <w:style w:type="character" w:styleId="1037">
+  <w:style w:type="character" w:styleId="1025">
     <w:name w:val="Strong"/>
-    <w:basedOn w:val="1063"/>
+    <w:basedOn w:val="1051"/>
     <w:uiPriority w:val="22"/>
     <w:qFormat/>
     <w:pPr>
@@ -36003,9 +36343,9 @@
       <w:bCs/>
     </w:rPr>
   </w:style>
-  <w:style w:type="character" w:styleId="1038">
+  <w:style w:type="character" w:styleId="1026">
     <w:name w:val="Subtle Reference"/>
-    <w:basedOn w:val="1063"/>
+    <w:basedOn w:val="1051"/>
     <w:uiPriority w:val="31"/>
     <w:qFormat/>
     <w:pPr>
@@ -36018,9 +36358,9 @@
       <w:color w:val="5a5a5a" w:themeColor="text1" w:themeTint="A5"/>
     </w:rPr>
   </w:style>
-  <w:style w:type="character" w:styleId="1039">
+  <w:style w:type="character" w:styleId="1027">
     <w:name w:val="Book Title"/>
-    <w:basedOn w:val="1063"/>
+    <w:basedOn w:val="1051"/>
     <w:uiPriority w:val="33"/>
     <w:qFormat/>
     <w:pPr>
@@ -36036,10 +36376,10 @@
       <w:spacing w:val="5"/>
     </w:rPr>
   </w:style>
-  <w:style w:type="character" w:styleId="1040">
+  <w:style w:type="character" w:styleId="1028">
     <w:name w:val="Header Char"/>
-    <w:basedOn w:val="1063"/>
-    <w:link w:val="1086"/>
+    <w:basedOn w:val="1051"/>
+    <w:link w:val="1074"/>
     <w:uiPriority w:val="99"/>
     <w:pPr>
       <w:pBdr/>
@@ -36047,10 +36387,10 @@
       <w:ind/>
     </w:pPr>
   </w:style>
-  <w:style w:type="character" w:styleId="1041">
+  <w:style w:type="character" w:styleId="1029">
     <w:name w:val="Footer Char"/>
-    <w:basedOn w:val="1063"/>
-    <w:link w:val="1087"/>
+    <w:basedOn w:val="1051"/>
+    <w:link w:val="1075"/>
     <w:uiPriority w:val="99"/>
     <w:pPr>
       <w:pBdr/>
@@ -36058,10 +36398,10 @@
       <w:ind/>
     </w:pPr>
   </w:style>
-  <w:style w:type="paragraph" w:styleId="1042">
+  <w:style w:type="paragraph" w:styleId="1030">
     <w:name w:val="footnote text"/>
-    <w:basedOn w:val="1061"/>
-    <w:link w:val="1043"/>
+    <w:basedOn w:val="1049"/>
+    <w:link w:val="1031"/>
     <w:uiPriority w:val="99"/>
     <w:semiHidden/>
     <w:unhideWhenUsed/>
@@ -36075,10 +36415,10 @@
       <w:szCs w:val="20"/>
     </w:rPr>
   </w:style>
-  <w:style w:type="character" w:styleId="1043">
+  <w:style w:type="character" w:styleId="1031">
     <w:name w:val="Footnote Text Char"/>
-    <w:basedOn w:val="1063"/>
-    <w:link w:val="1042"/>
+    <w:basedOn w:val="1051"/>
+    <w:link w:val="1030"/>
     <w:uiPriority w:val="99"/>
     <w:semiHidden/>
     <w:pPr>
@@ -36091,9 +36431,9 @@
       <w:szCs w:val="20"/>
     </w:rPr>
   </w:style>
-  <w:style w:type="character" w:styleId="1044">
+  <w:style w:type="character" w:styleId="1032">
     <w:name w:val="footnote reference"/>
-    <w:basedOn w:val="1063"/>
+    <w:basedOn w:val="1051"/>
     <w:uiPriority w:val="99"/>
     <w:semiHidden/>
     <w:unhideWhenUsed/>
@@ -36106,10 +36446,10 @@
       <w:vertAlign w:val="superscript"/>
     </w:rPr>
   </w:style>
-  <w:style w:type="paragraph" w:styleId="1045">
+  <w:style w:type="paragraph" w:styleId="1033">
     <w:name w:val="endnote text"/>
-    <w:basedOn w:val="1061"/>
-    <w:link w:val="1046"/>
+    <w:basedOn w:val="1049"/>
+    <w:link w:val="1034"/>
     <w:uiPriority w:val="99"/>
     <w:semiHidden/>
     <w:unhideWhenUsed/>
@@ -36123,10 +36463,10 @@
       <w:szCs w:val="20"/>
     </w:rPr>
   </w:style>
-  <w:style w:type="character" w:styleId="1046">
+  <w:style w:type="character" w:styleId="1034">
     <w:name w:val="Endnote Text Char"/>
-    <w:basedOn w:val="1063"/>
-    <w:link w:val="1045"/>
+    <w:basedOn w:val="1051"/>
+    <w:link w:val="1033"/>
     <w:uiPriority w:val="99"/>
     <w:semiHidden/>
     <w:pPr>
@@ -36139,9 +36479,9 @@
       <w:szCs w:val="20"/>
     </w:rPr>
   </w:style>
-  <w:style w:type="character" w:styleId="1047">
+  <w:style w:type="character" w:styleId="1035">
     <w:name w:val="endnote reference"/>
-    <w:basedOn w:val="1063"/>
+    <w:basedOn w:val="1051"/>
     <w:uiPriority w:val="99"/>
     <w:semiHidden/>
     <w:unhideWhenUsed/>
@@ -36154,9 +36494,9 @@
       <w:vertAlign w:val="superscript"/>
     </w:rPr>
   </w:style>
-  <w:style w:type="character" w:styleId="1048">
+  <w:style w:type="character" w:styleId="1036">
     <w:name w:val="FollowedHyperlink"/>
-    <w:basedOn w:val="1063"/>
+    <w:basedOn w:val="1051"/>
     <w:uiPriority w:val="99"/>
     <w:semiHidden/>
     <w:unhideWhenUsed/>
@@ -36170,10 +36510,10 @@
       <w:u w:val="single"/>
     </w:rPr>
   </w:style>
-  <w:style w:type="paragraph" w:styleId="1049">
+  <w:style w:type="paragraph" w:styleId="1037">
     <w:name w:val="toc 1"/>
-    <w:basedOn w:val="1061"/>
-    <w:next w:val="1061"/>
+    <w:basedOn w:val="1049"/>
+    <w:next w:val="1049"/>
     <w:uiPriority w:val="39"/>
     <w:unhideWhenUsed/>
     <w:pPr>
@@ -36182,10 +36522,10 @@
       <w:ind/>
     </w:pPr>
   </w:style>
-  <w:style w:type="paragraph" w:styleId="1050">
+  <w:style w:type="paragraph" w:styleId="1038">
     <w:name w:val="toc 2"/>
-    <w:basedOn w:val="1061"/>
-    <w:next w:val="1061"/>
+    <w:basedOn w:val="1049"/>
+    <w:next w:val="1049"/>
     <w:uiPriority w:val="39"/>
     <w:unhideWhenUsed/>
     <w:pPr>
@@ -36194,10 +36534,10 @@
       <w:ind w:left="220"/>
     </w:pPr>
   </w:style>
-  <w:style w:type="paragraph" w:styleId="1051">
+  <w:style w:type="paragraph" w:styleId="1039">
     <w:name w:val="toc 3"/>
-    <w:basedOn w:val="1061"/>
-    <w:next w:val="1061"/>
+    <w:basedOn w:val="1049"/>
+    <w:next w:val="1049"/>
     <w:uiPriority w:val="39"/>
     <w:unhideWhenUsed/>
     <w:pPr>
@@ -36206,10 +36546,10 @@
       <w:ind w:left="440"/>
     </w:pPr>
   </w:style>
-  <w:style w:type="paragraph" w:styleId="1052">
+  <w:style w:type="paragraph" w:styleId="1040">
     <w:name w:val="toc 4"/>
-    <w:basedOn w:val="1061"/>
-    <w:next w:val="1061"/>
+    <w:basedOn w:val="1049"/>
+    <w:next w:val="1049"/>
     <w:uiPriority w:val="39"/>
     <w:unhideWhenUsed/>
     <w:pPr>
@@ -36218,10 +36558,10 @@
       <w:ind w:left="660"/>
     </w:pPr>
   </w:style>
-  <w:style w:type="paragraph" w:styleId="1053">
+  <w:style w:type="paragraph" w:styleId="1041">
     <w:name w:val="toc 5"/>
-    <w:basedOn w:val="1061"/>
-    <w:next w:val="1061"/>
+    <w:basedOn w:val="1049"/>
+    <w:next w:val="1049"/>
     <w:uiPriority w:val="39"/>
     <w:unhideWhenUsed/>
     <w:pPr>
@@ -36230,10 +36570,10 @@
       <w:ind w:left="880"/>
     </w:pPr>
   </w:style>
-  <w:style w:type="paragraph" w:styleId="1054">
+  <w:style w:type="paragraph" w:styleId="1042">
     <w:name w:val="toc 6"/>
-    <w:basedOn w:val="1061"/>
-    <w:next w:val="1061"/>
+    <w:basedOn w:val="1049"/>
+    <w:next w:val="1049"/>
     <w:uiPriority w:val="39"/>
     <w:unhideWhenUsed/>
     <w:pPr>
@@ -36242,10 +36582,10 @@
       <w:ind w:left="1100"/>
     </w:pPr>
   </w:style>
-  <w:style w:type="paragraph" w:styleId="1055">
+  <w:style w:type="paragraph" w:styleId="1043">
     <w:name w:val="toc 7"/>
-    <w:basedOn w:val="1061"/>
-    <w:next w:val="1061"/>
+    <w:basedOn w:val="1049"/>
+    <w:next w:val="1049"/>
     <w:uiPriority w:val="39"/>
     <w:unhideWhenUsed/>
     <w:pPr>
@@ -36254,10 +36594,10 @@
       <w:ind w:left="1320"/>
     </w:pPr>
   </w:style>
-  <w:style w:type="paragraph" w:styleId="1056">
+  <w:style w:type="paragraph" w:styleId="1044">
     <w:name w:val="toc 8"/>
-    <w:basedOn w:val="1061"/>
-    <w:next w:val="1061"/>
+    <w:basedOn w:val="1049"/>
+    <w:next w:val="1049"/>
     <w:uiPriority w:val="39"/>
     <w:unhideWhenUsed/>
     <w:pPr>
@@ -36266,10 +36606,10 @@
       <w:ind w:left="1540"/>
     </w:pPr>
   </w:style>
-  <w:style w:type="paragraph" w:styleId="1057">
+  <w:style w:type="paragraph" w:styleId="1045">
     <w:name w:val="toc 9"/>
-    <w:basedOn w:val="1061"/>
-    <w:next w:val="1061"/>
+    <w:basedOn w:val="1049"/>
+    <w:next w:val="1049"/>
     <w:uiPriority w:val="39"/>
     <w:unhideWhenUsed/>
     <w:pPr>
@@ -36278,9 +36618,9 @@
       <w:ind w:left="1760"/>
     </w:pPr>
   </w:style>
-  <w:style w:type="character" w:styleId="1058">
+  <w:style w:type="character" w:styleId="1046">
     <w:name w:val="Placeholder Text"/>
-    <w:basedOn w:val="1063"/>
+    <w:basedOn w:val="1051"/>
     <w:uiPriority w:val="99"/>
     <w:semiHidden/>
     <w:pPr>
@@ -36292,7 +36632,7 @@
       <w:color w:val="666666"/>
     </w:rPr>
   </w:style>
-  <w:style w:type="paragraph" w:styleId="1059">
+  <w:style w:type="paragraph" w:styleId="1047">
     <w:name w:val="TOC Heading"/>
     <w:uiPriority w:val="39"/>
     <w:unhideWhenUsed/>
@@ -36302,10 +36642,10 @@
       <w:ind/>
     </w:pPr>
   </w:style>
-  <w:style w:type="paragraph" w:styleId="1060">
+  <w:style w:type="paragraph" w:styleId="1048">
     <w:name w:val="table of figures"/>
-    <w:basedOn w:val="1061"/>
-    <w:next w:val="1061"/>
+    <w:basedOn w:val="1049"/>
+    <w:next w:val="1049"/>
     <w:uiPriority w:val="99"/>
     <w:unhideWhenUsed/>
     <w:pPr>
@@ -36314,7 +36654,7 @@
       <w:ind/>
     </w:pPr>
   </w:style>
-  <w:style w:type="paragraph" w:styleId="1061" w:default="1">
+  <w:style w:type="paragraph" w:styleId="1049" w:default="1">
     <w:name w:val="Normal"/>
     <w:qFormat/>
     <w:pPr>
@@ -36330,10 +36670,10 @@
       <w:lang w:val="es-ES" w:eastAsia="es-ES" w:bidi="ar-SA"/>
     </w:rPr>
   </w:style>
-  <w:style w:type="paragraph" w:styleId="1062">
+  <w:style w:type="paragraph" w:styleId="1050">
     <w:name w:val="Heading 6"/>
-    <w:basedOn w:val="1061"/>
-    <w:next w:val="1061"/>
+    <w:basedOn w:val="1049"/>
+    <w:next w:val="1049"/>
     <w:uiPriority w:val="9"/>
     <w:semiHidden/>
     <w:unhideWhenUsed/>
@@ -36351,7 +36691,7 @@
       <w:lang w:val="es-ES_tradnl"/>
     </w:rPr>
   </w:style>
-  <w:style w:type="character" w:styleId="1063" w:default="1">
+  <w:style w:type="character" w:styleId="1051" w:default="1">
     <w:name w:val="Default Paragraph Font"/>
     <w:uiPriority w:val="1"/>
     <w:semiHidden/>
@@ -36362,7 +36702,7 @@
       <w:ind/>
     </w:pPr>
   </w:style>
-  <w:style w:type="table" w:styleId="1064" w:default="1">
+  <w:style w:type="table" w:styleId="1052" w:default="1">
     <w:name w:val="Normal Table"/>
     <w:uiPriority w:val="99"/>
     <w:semiHidden/>
@@ -36555,7 +36895,7 @@
       </w:tcPr>
     </w:tblStylePr>
   </w:style>
-  <w:style w:type="numbering" w:styleId="1065" w:default="1">
+  <w:style w:type="numbering" w:styleId="1053" w:default="1">
     <w:name w:val="No List"/>
     <w:uiPriority w:val="99"/>
     <w:semiHidden/>
@@ -36566,9 +36906,9 @@
       <w:ind/>
     </w:pPr>
   </w:style>
-  <w:style w:type="character" w:styleId="1066" w:customStyle="1">
+  <w:style w:type="character" w:styleId="1054" w:customStyle="1">
     <w:name w:val="Título 6 Car"/>
-    <w:basedOn w:val="1063"/>
+    <w:basedOn w:val="1051"/>
     <w:qFormat/>
     <w:pPr>
       <w:pBdr/>
@@ -36584,9 +36924,9 @@
       <w:lang w:val="es-ES_tradnl" w:eastAsia="en-US"/>
     </w:rPr>
   </w:style>
-  <w:style w:type="character" w:styleId="1067" w:customStyle="1">
+  <w:style w:type="character" w:styleId="1055" w:customStyle="1">
     <w:name w:val="Texto independiente Car"/>
-    <w:basedOn w:val="1063"/>
+    <w:basedOn w:val="1051"/>
     <w:qFormat/>
     <w:pPr>
       <w:pBdr/>
@@ -36599,9 +36939,9 @@
       <w:szCs w:val="24"/>
     </w:rPr>
   </w:style>
-  <w:style w:type="character" w:styleId="1068" w:customStyle="1">
+  <w:style w:type="character" w:styleId="1056" w:customStyle="1">
     <w:name w:val="Título Car"/>
-    <w:basedOn w:val="1063"/>
+    <w:basedOn w:val="1051"/>
     <w:qFormat/>
     <w:pPr>
       <w:pBdr/>
@@ -36616,9 +36956,9 @@
       <w:szCs w:val="32"/>
     </w:rPr>
   </w:style>
-  <w:style w:type="character" w:styleId="1069" w:customStyle="1">
+  <w:style w:type="character" w:styleId="1057" w:customStyle="1">
     <w:name w:val="Encabezado Car"/>
-    <w:basedOn w:val="1063"/>
+    <w:basedOn w:val="1051"/>
     <w:qFormat/>
     <w:pPr>
       <w:pBdr/>
@@ -36631,9 +36971,9 @@
       <w:szCs w:val="24"/>
     </w:rPr>
   </w:style>
-  <w:style w:type="character" w:styleId="1070" w:customStyle="1">
+  <w:style w:type="character" w:styleId="1058" w:customStyle="1">
     <w:name w:val="Pie de página Car"/>
-    <w:basedOn w:val="1063"/>
+    <w:basedOn w:val="1051"/>
     <w:qFormat/>
     <w:pPr>
       <w:pBdr/>
@@ -36646,9 +36986,9 @@
       <w:szCs w:val="24"/>
     </w:rPr>
   </w:style>
-  <w:style w:type="character" w:styleId="1071">
+  <w:style w:type="character" w:styleId="1059">
     <w:name w:val="Hyperlink"/>
-    <w:basedOn w:val="1063"/>
+    <w:basedOn w:val="1051"/>
     <w:pPr>
       <w:pBdr/>
       <w:spacing/>
@@ -36662,9 +37002,9 @@
       <w:u w:val="single"/>
     </w:rPr>
   </w:style>
-  <w:style w:type="character" w:styleId="1072">
+  <w:style w:type="character" w:styleId="1060">
     <w:name w:val="Unresolved Mention"/>
-    <w:basedOn w:val="1063"/>
+    <w:basedOn w:val="1051"/>
     <w:qFormat/>
     <w:pPr>
       <w:pBdr/>
@@ -36679,9 +37019,9 @@
       <w:shd w:val="clear" w:color="auto" w:fill="e1dfdd"/>
     </w:rPr>
   </w:style>
-  <w:style w:type="character" w:styleId="1073" w:customStyle="1">
+  <w:style w:type="character" w:styleId="1061" w:customStyle="1">
     <w:name w:val="normaltextrun"/>
-    <w:basedOn w:val="1063"/>
+    <w:basedOn w:val="1051"/>
     <w:qFormat/>
     <w:pPr>
       <w:pBdr/>
@@ -36694,9 +37034,9 @@
       <w:szCs w:val="24"/>
     </w:rPr>
   </w:style>
-  <w:style w:type="character" w:styleId="1074" w:customStyle="1">
+  <w:style w:type="character" w:styleId="1062" w:customStyle="1">
     <w:name w:val="eop"/>
-    <w:basedOn w:val="1063"/>
+    <w:basedOn w:val="1051"/>
     <w:qFormat/>
     <w:pPr>
       <w:pBdr/>
@@ -36709,10 +37049,10 @@
       <w:szCs w:val="24"/>
     </w:rPr>
   </w:style>
-  <w:style w:type="paragraph" w:styleId="1075" w:customStyle="1">
+  <w:style w:type="paragraph" w:styleId="1063" w:customStyle="1">
     <w:name w:val="Heading"/>
-    <w:basedOn w:val="1061"/>
-    <w:next w:val="1076"/>
+    <w:basedOn w:val="1049"/>
+    <w:next w:val="1064"/>
     <w:qFormat/>
     <w:pPr>
       <w:keepNext w:val="true"/>
@@ -36726,9 +37066,9 @@
       <w:szCs w:val="28"/>
     </w:rPr>
   </w:style>
-  <w:style w:type="paragraph" w:styleId="1076">
+  <w:style w:type="paragraph" w:styleId="1064">
     <w:name w:val="Body Text"/>
-    <w:basedOn w:val="1061"/>
+    <w:basedOn w:val="1049"/>
     <w:pPr>
       <w:pBdr/>
       <w:spacing/>
@@ -36740,9 +37080,9 @@
       <w:szCs w:val="14"/>
     </w:rPr>
   </w:style>
-  <w:style w:type="paragraph" w:styleId="1077">
+  <w:style w:type="paragraph" w:styleId="1065">
     <w:name w:val="List"/>
-    <w:basedOn w:val="1076"/>
+    <w:basedOn w:val="1064"/>
     <w:pPr>
       <w:pBdr/>
       <w:spacing/>
@@ -36752,9 +37092,9 @@
       <w:rFonts w:cs="Lucida Sans"/>
     </w:rPr>
   </w:style>
-  <w:style w:type="paragraph" w:styleId="1078">
+  <w:style w:type="paragraph" w:styleId="1066">
     <w:name w:val="Caption"/>
-    <w:basedOn w:val="1061"/>
+    <w:basedOn w:val="1049"/>
     <w:qFormat/>
     <w:pPr>
       <w:suppressLineNumbers w:val="true"/>
@@ -36770,9 +37110,9 @@
       <w:szCs w:val="24"/>
     </w:rPr>
   </w:style>
-  <w:style w:type="paragraph" w:styleId="1079" w:customStyle="1">
+  <w:style w:type="paragraph" w:styleId="1067" w:customStyle="1">
     <w:name w:val="Index"/>
-    <w:basedOn w:val="1061"/>
+    <w:basedOn w:val="1049"/>
     <w:qFormat/>
     <w:pPr>
       <w:suppressLineNumbers w:val="true"/>
@@ -36784,7 +37124,7 @@
       <w:rFonts w:cs="Lucida Sans"/>
     </w:rPr>
   </w:style>
-  <w:style w:type="paragraph" w:styleId="1080" w:customStyle="1">
+  <w:style w:type="paragraph" w:styleId="1068" w:customStyle="1">
     <w:name w:val="Tabla normal1"/>
     <w:qFormat/>
     <w:pPr>
@@ -36799,10 +37139,10 @@
       <w:lang w:val="es-ES" w:eastAsia="es-ES" w:bidi="ar-SA"/>
     </w:rPr>
   </w:style>
-  <w:style w:type="paragraph" w:styleId="1081">
+  <w:style w:type="paragraph" w:styleId="1069">
     <w:name w:val="Title"/>
-    <w:basedOn w:val="1061"/>
-    <w:next w:val="1061"/>
+    <w:basedOn w:val="1049"/>
+    <w:next w:val="1049"/>
     <w:uiPriority w:val="10"/>
     <w:qFormat/>
     <w:pPr>
@@ -36816,9 +37156,9 @@
       <w:szCs w:val="36"/>
     </w:rPr>
   </w:style>
-  <w:style w:type="paragraph" w:styleId="1082">
+  <w:style w:type="paragraph" w:styleId="1070">
     <w:name w:val="List Paragraph"/>
-    <w:basedOn w:val="1061"/>
+    <w:basedOn w:val="1049"/>
     <w:qFormat/>
     <w:pPr>
       <w:pBdr/>
@@ -36831,9 +37171,9 @@
       <w:szCs w:val="24"/>
     </w:rPr>
   </w:style>
-  <w:style w:type="paragraph" w:styleId="1083" w:customStyle="1">
+  <w:style w:type="paragraph" w:styleId="1071" w:customStyle="1">
     <w:name w:val="Table Paragraph"/>
-    <w:basedOn w:val="1061"/>
+    <w:basedOn w:val="1049"/>
     <w:qFormat/>
     <w:pPr>
       <w:pBdr/>
@@ -36846,7 +37186,7 @@
       <w:szCs w:val="24"/>
     </w:rPr>
   </w:style>
-  <w:style w:type="paragraph" w:styleId="1084" w:customStyle="1">
+  <w:style w:type="paragraph" w:styleId="1072" w:customStyle="1">
     <w:name w:val="Default"/>
     <w:qFormat/>
     <w:pPr>
@@ -36860,9 +37200,9 @@
       <w:lang w:val="es-ES" w:eastAsia="es-ES" w:bidi="ar-SA"/>
     </w:rPr>
   </w:style>
-  <w:style w:type="paragraph" w:styleId="1085" w:customStyle="1">
+  <w:style w:type="paragraph" w:styleId="1073" w:customStyle="1">
     <w:name w:val="Header and Footer"/>
-    <w:basedOn w:val="1061"/>
+    <w:basedOn w:val="1049"/>
     <w:qFormat/>
     <w:pPr>
       <w:pBdr/>
@@ -36870,9 +37210,9 @@
       <w:ind/>
     </w:pPr>
   </w:style>
-  <w:style w:type="paragraph" w:styleId="1086">
+  <w:style w:type="paragraph" w:styleId="1074">
     <w:name w:val="Header"/>
-    <w:basedOn w:val="1061"/>
+    <w:basedOn w:val="1049"/>
     <w:pPr>
       <w:pBdr/>
       <w:tabs>
@@ -36883,9 +37223,9 @@
       <w:ind/>
     </w:pPr>
   </w:style>
-  <w:style w:type="paragraph" w:styleId="1087">
+  <w:style w:type="paragraph" w:styleId="1075">
     <w:name w:val="Footer"/>
-    <w:basedOn w:val="1061"/>
+    <w:basedOn w:val="1049"/>
     <w:pPr>
       <w:pBdr/>
       <w:tabs>
@@ -36896,9 +37236,9 @@
       <w:ind/>
     </w:pPr>
   </w:style>
-  <w:style w:type="paragraph" w:styleId="1088" w:customStyle="1">
+  <w:style w:type="paragraph" w:styleId="1076" w:customStyle="1">
     <w:name w:val="paragraph"/>
-    <w:basedOn w:val="1061"/>
+    <w:basedOn w:val="1049"/>
     <w:qFormat/>
     <w:pPr>
       <w:widowControl w:val="true"/>
@@ -36912,9 +37252,9 @@
       <w:szCs w:val="24"/>
     </w:rPr>
   </w:style>
-  <w:style w:type="paragraph" w:styleId="1089" w:customStyle="1">
+  <w:style w:type="paragraph" w:styleId="1077" w:customStyle="1">
     <w:name w:val="Frame Contents"/>
-    <w:basedOn w:val="1061"/>
+    <w:basedOn w:val="1049"/>
     <w:qFormat/>
     <w:pPr>
       <w:pBdr/>
@@ -36922,7 +37262,7 @@
       <w:ind/>
     </w:pPr>
   </w:style>
-  <w:style w:type="table" w:styleId="1090">
+  <w:style w:type="table" w:styleId="1078">
     <w:name w:val="Table Grid"/>
     <w:uiPriority w:val="59"/>
     <w:pPr>
